--- a/arb/docx/08.content.docx
+++ b/arb/docx/08.content.docx
@@ -147,13 +147,6 @@
         <w:rPr>
           <w:lang w:val="ar_AE" w:bidi="ar_AE"/>
         </w:rPr>
-      </w:r>
-      <w:r>
-        <w:rPr>
-          <w:i/>
-          <w:lang w:val="ar_AE" w:bidi="ar_AE"/>
-        </w:rPr>
-        <w:t>راعوث ١: ١, راعوث 1: 1 (#2), راعوث ١: ٣, راعوث ١: ٥, راعوث ١: ٦, راعوث 1: 8, راعوث ١: ٩, راعوث 1: 13, راعوث 1: 16, راعوث ١: ١٧, راعوث ١: ١٩, راعوث 1: 20, راعوث 1: 22, راعوث ٢: ١, راعوث ٢: ٢, راعوث ٢: ٤, راعوث ٢: ٥, راعوث ٢: ٨, راعوث ٢: ١٠, راعوث ٢: ١١, راعوث ٢:١٢, راعوث ٢: ١٥, راعوث ٢: ١٦, راعوث ٢: ١٩, راعوث ٢: ٢٠, راعوث ٢: ٢٢, راعوث ٢: ٢٣, راعوث ٣: ١, راعوث ٣: ٣, راعوث ٣: ٤, راعوث ٣: ٥, راعوث ٣: ٨, راعوث ٣: ٩, راعوث 3: 10, راعوث ٣: ١١, راعوث ٣: ١٢, راعوث ٣: ١٣, راعوث ٣: ١٤, راعوث ٣: ١٥, راعوث ٣: ١٨, راعوث ٤: ١, راعوث ٤: ٢, راعوث ٤: ٣, راعوث 4: 4, راعوث 4: 4 (#2), راعوث ٤: ٥, راعوث ٤: ٦, راعوث 4: 6 (#2), راعوث ٤: ٨, راعوث ٤: ٩, راعوث ٤: ١٠, راعوث ٤: ١٢, راعوث ٤: ١٥, راعوث ٤: ١٦, راعوث 4: 17, راعوث 4: 17 (#2)</w:t>
       </w:r>
       <w:r>
         <w:rPr>

--- a/arb/docx/08.content.docx
+++ b/arb/docx/08.content.docx
@@ -132,21 +132,6 @@
           <w:lang w:val="ar_AE" w:bidi="ar_AE"/>
         </w:rPr>
         <w:t>RUT</w:t>
-      </w:r>
-      <w:r>
-        <w:rPr>
-          <w:lang w:val="ar_AE" w:bidi="ar_AE"/>
-        </w:rPr>
-      </w:r>
-    </w:p>
-    <w:p>
-      <w:pPr>
-        <w:bidi/>
-      </w:pPr>
-      <w:r>
-        <w:rPr>
-          <w:lang w:val="ar_AE" w:bidi="ar_AE"/>
-        </w:rPr>
       </w:r>
       <w:r>
         <w:rPr>

--- a/arb/docx/08.content.docx
+++ b/arb/docx/08.content.docx
@@ -22,7 +22,7 @@
         <w:rPr>
           <w:lang w:val="ar_AE" w:bidi="ar_AE"/>
         </w:rPr>
-        <w:t>Resource: أسئلة الترجمة (unfoldingWord)</w:t>
+        <w:t>Resource: unfoldingWord® Translation Questions</w:t>
       </w:r>
       <w:r>
         <w:rPr>
@@ -91,7 +91,7 @@
         <w:rPr>
           <w:lang w:val="ar_AE" w:bidi="ar_AE"/>
         </w:rPr>
-        <w:t>أسئلة الترجمة (unfoldingWord)</w:t>
+        <w:t>unfoldingWord® Translation Questions</w:t>
       </w:r>
     </w:p>
     <w:p>

--- a/arb/docx/08.content.docx
+++ b/arb/docx/08.content.docx
@@ -9,6 +9,8 @@
       </w:pPr>
       <w:r>
         <w:rPr>
+          <w:rtl/>
+          <w:cs/>
           <w:lang w:val="ar_AE" w:bidi="ar_AE"/>
         </w:rPr>
       </w:r>
@@ -20,64 +22,84 @@
       </w:pPr>
       <w:r>
         <w:rPr>
+          <w:rtl/>
+          <w:cs/>
           <w:lang w:val="ar_AE" w:bidi="ar_AE"/>
         </w:rPr>
         <w:t>Resource: unfoldingWord® Translation Questions</w:t>
       </w:r>
       <w:r>
         <w:rPr>
-          <w:lang w:val="ar_AE" w:bidi="ar_AE"/>
-        </w:rPr>
-      </w:r>
-    </w:p>
-    <w:p>
-      <w:pPr>
-        <w:bidi/>
-      </w:pPr>
-      <w:r>
-        <w:rPr>
+          <w:rtl/>
+          <w:cs/>
+          <w:lang w:val="ar_AE" w:bidi="ar_AE"/>
+        </w:rPr>
+      </w:r>
+    </w:p>
+    <w:p>
+      <w:pPr>
+        <w:bidi/>
+      </w:pPr>
+      <w:r>
+        <w:rPr>
+          <w:rtl/>
+          <w:cs/>
           <w:lang w:val="ar_AE" w:bidi="ar_AE"/>
         </w:rPr>
       </w:r>
       <w:r>
         <w:rPr>
           <w:b/>
+          <w:rtl/>
+          <w:cs/>
           <w:lang w:val="ar_AE" w:bidi="ar_AE"/>
         </w:rPr>
         <w:t>unfoldingWord® Translation Questions</w:t>
       </w:r>
       <w:r>
         <w:rPr>
+          <w:rtl/>
+          <w:cs/>
           <w:lang w:val="ar_AE" w:bidi="ar_AE"/>
         </w:rPr>
         <w:t xml:space="preserve"> © 2022 unfoldingWord. Released under CC BY-SA 4.0 license. </w:t>
       </w:r>
       <w:r>
         <w:rPr>
+          <w:rtl/>
+          <w:cs/>
           <w:lang w:val="ar_AE" w:bidi="ar_AE"/>
         </w:rPr>
         <w:t>unfoldingWord® Translation Questions</w:t>
       </w:r>
       <w:r>
         <w:rPr>
+          <w:rtl/>
+          <w:cs/>
           <w:lang w:val="ar_AE" w:bidi="ar_AE"/>
         </w:rPr>
         <w:t xml:space="preserve"> has been adapted in the following languages: Tok Pisin, Arabic (عربي), French (Français), Hindi (हिंदी), Indonesian (Bahasa Indonesia), Portuguese (Português), Russian (Русский), Spanish (Español), Swahili (Kiswahili), and Simplified Chinese (简体中文) from </w:t>
       </w:r>
       <w:r>
         <w:rPr>
+          <w:rtl/>
+          <w:cs/>
           <w:lang w:val="ar_AE" w:bidi="ar_AE"/>
         </w:rPr>
         <w:t>unfoldingWord® Translation Questions</w:t>
       </w:r>
       <w:r>
         <w:rPr>
+          <w:rtl/>
+          <w:cs/>
           <w:lang w:val="ar_AE" w:bidi="ar_AE"/>
         </w:rPr>
         <w:t xml:space="preserve"> © 2022 unfoldingWord. Released under CC BY-SA 4.0 license by Mission Mutual</w:t>
       </w:r>
       <w:r>
         <w:rPr>
+          <w:rtl/>
+          <w:cs/>
           <w:lang w:val="ar_AE" w:bidi="ar_AE"/>
         </w:rPr>
       </w:r>
@@ -89,6 +111,8 @@
       </w:pPr>
       <w:r>
         <w:rPr>
+          <w:rtl/>
+          <w:cs/>
           <w:lang w:val="ar_AE" w:bidi="ar_AE"/>
         </w:rPr>
         <w:t>unfoldingWord® Translation Questions</w:t>
@@ -118,6 +142,8 @@
       </w:pPr>
       <w:r>
         <w:rPr>
+          <w:rtl/>
+          <w:cs/>
           <w:lang w:val="ar_AE" w:bidi="ar_AE"/>
         </w:rPr>
       </w:r>
@@ -129,38 +155,50 @@
       </w:pPr>
       <w:r>
         <w:rPr>
+          <w:rtl/>
+          <w:cs/>
           <w:lang w:val="ar_AE" w:bidi="ar_AE"/>
         </w:rPr>
         <w:t>RUT</w:t>
       </w:r>
       <w:r>
         <w:rPr>
-          <w:lang w:val="ar_AE" w:bidi="ar_AE"/>
-        </w:rPr>
-      </w:r>
-    </w:p>
-    <w:p>
-      <w:pPr>
-        <w:bidi/>
-      </w:pPr>
-      <w:r>
-        <w:rPr>
-          <w:lang w:val="ar_AE" w:bidi="ar_AE"/>
-        </w:rPr>
-      </w:r>
-      <w:r>
-        <w:rPr>
+          <w:rtl/>
+          <w:cs/>
+          <w:lang w:val="ar_AE" w:bidi="ar_AE"/>
+        </w:rPr>
+      </w:r>
+    </w:p>
+    <w:p>
+      <w:pPr>
+        <w:bidi/>
+      </w:pPr>
+      <w:r>
+        <w:rPr>
+          <w:rtl/>
+          <w:cs/>
+          <w:lang w:val="ar_AE" w:bidi="ar_AE"/>
+        </w:rPr>
+      </w:r>
+      <w:r>
+        <w:rPr>
+          <w:rtl/>
+          <w:cs/>
           <w:lang w:val="ar_AE" w:bidi="ar_AE"/>
         </w:rPr>
         <w:t xml:space="preserve"> </w:t>
       </w:r>
       <w:r>
         <w:rPr>
-          <w:lang w:val="ar_AE" w:bidi="ar_AE"/>
-        </w:rPr>
-      </w:r>
-      <w:r>
-        <w:rPr>
+          <w:rtl/>
+          <w:cs/>
+          <w:lang w:val="ar_AE" w:bidi="ar_AE"/>
+        </w:rPr>
+      </w:r>
+      <w:r>
+        <w:rPr>
+          <w:rtl/>
+          <w:cs/>
           <w:lang w:val="ar_AE" w:bidi="ar_AE"/>
         </w:rPr>
       </w:r>
@@ -186,6 +224,8 @@
       </w:pPr>
       <w:r>
         <w:rPr>
+          <w:rtl/>
+          <w:cs/>
           <w:lang w:val="ar_AE" w:bidi="ar_AE"/>
         </w:rPr>
       </w:r>
@@ -197,28 +237,36 @@
       </w:pPr>
       <w:r>
         <w:rPr>
+          <w:rtl/>
+          <w:cs/>
           <w:lang w:val="ar_AE" w:bidi="ar_AE"/>
         </w:rPr>
         <w:t>راعوث ١: ١</w:t>
       </w:r>
       <w:r>
         <w:rPr>
-          <w:lang w:val="ar_AE" w:bidi="ar_AE"/>
-        </w:rPr>
-      </w:r>
-    </w:p>
-    <w:p>
-      <w:pPr>
-        <w:bidi/>
-      </w:pPr>
-      <w:r>
-        <w:rPr>
+          <w:rtl/>
+          <w:cs/>
+          <w:lang w:val="ar_AE" w:bidi="ar_AE"/>
+        </w:rPr>
+      </w:r>
+    </w:p>
+    <w:p>
+      <w:pPr>
+        <w:bidi/>
+      </w:pPr>
+      <w:r>
+        <w:rPr>
+          <w:rtl/>
+          <w:cs/>
           <w:lang w:val="ar_AE" w:bidi="ar_AE"/>
         </w:rPr>
       </w:r>
       <w:r>
         <w:rPr>
           <w:b/>
+          <w:rtl/>
+          <w:cs/>
           <w:lang w:val="ar_AE" w:bidi="ar_AE"/>
         </w:rPr>
         <w:t>في أي فترة من التاريخ اليهودي وقعت قصة رَاعوث؟</w:t>
@@ -230,32 +278,42 @@
       </w:pPr>
       <w:r>
         <w:rPr>
-          <w:lang w:val="ar_AE" w:bidi="ar_AE"/>
-        </w:rPr>
-      </w:r>
-      <w:r>
-        <w:rPr>
+          <w:rtl/>
+          <w:cs/>
+          <w:lang w:val="ar_AE" w:bidi="ar_AE"/>
+        </w:rPr>
+      </w:r>
+      <w:r>
+        <w:rPr>
+          <w:rtl/>
+          <w:cs/>
           <w:lang w:val="ar_AE" w:bidi="ar_AE"/>
         </w:rPr>
         <w:t>حدث ذلك في الأيام التي كان فيها القضاة يحكمون.</w:t>
       </w:r>
       <w:r>
         <w:rPr>
-          <w:lang w:val="ar_AE" w:bidi="ar_AE"/>
-        </w:rPr>
-      </w:r>
-      <w:r>
-        <w:rPr>
-          <w:lang w:val="ar_AE" w:bidi="ar_AE"/>
-        </w:rPr>
-      </w:r>
-    </w:p>
-    <w:p>
-      <w:pPr>
-        <w:bidi/>
-      </w:pPr>
-      <w:r>
-        <w:rPr>
+          <w:rtl/>
+          <w:cs/>
+          <w:lang w:val="ar_AE" w:bidi="ar_AE"/>
+        </w:rPr>
+      </w:r>
+      <w:r>
+        <w:rPr>
+          <w:rtl/>
+          <w:cs/>
+          <w:lang w:val="ar_AE" w:bidi="ar_AE"/>
+        </w:rPr>
+      </w:r>
+    </w:p>
+    <w:p>
+      <w:pPr>
+        <w:bidi/>
+      </w:pPr>
+      <w:r>
+        <w:rPr>
+          <w:rtl/>
+          <w:cs/>
           <w:lang w:val="ar_AE" w:bidi="ar_AE"/>
         </w:rPr>
       </w:r>
@@ -267,28 +325,36 @@
       </w:pPr>
       <w:r>
         <w:rPr>
+          <w:rtl/>
+          <w:cs/>
           <w:lang w:val="ar_AE" w:bidi="ar_AE"/>
         </w:rPr>
         <w:t>راعوث 1: 1 (#2)</w:t>
       </w:r>
       <w:r>
         <w:rPr>
-          <w:lang w:val="ar_AE" w:bidi="ar_AE"/>
-        </w:rPr>
-      </w:r>
-    </w:p>
-    <w:p>
-      <w:pPr>
-        <w:bidi/>
-      </w:pPr>
-      <w:r>
-        <w:rPr>
+          <w:rtl/>
+          <w:cs/>
+          <w:lang w:val="ar_AE" w:bidi="ar_AE"/>
+        </w:rPr>
+      </w:r>
+    </w:p>
+    <w:p>
+      <w:pPr>
+        <w:bidi/>
+      </w:pPr>
+      <w:r>
+        <w:rPr>
+          <w:rtl/>
+          <w:cs/>
           <w:lang w:val="ar_AE" w:bidi="ar_AE"/>
         </w:rPr>
       </w:r>
       <w:r>
         <w:rPr>
           <w:b/>
+          <w:rtl/>
+          <w:cs/>
           <w:lang w:val="ar_AE" w:bidi="ar_AE"/>
         </w:rPr>
         <w:t>لماذا انتقل أليمالك إلى موآب مع عائلته؟</w:t>
@@ -300,32 +366,42 @@
       </w:pPr>
       <w:r>
         <w:rPr>
-          <w:lang w:val="ar_AE" w:bidi="ar_AE"/>
-        </w:rPr>
-      </w:r>
-      <w:r>
-        <w:rPr>
+          <w:rtl/>
+          <w:cs/>
+          <w:lang w:val="ar_AE" w:bidi="ar_AE"/>
+        </w:rPr>
+      </w:r>
+      <w:r>
+        <w:rPr>
+          <w:rtl/>
+          <w:cs/>
           <w:lang w:val="ar_AE" w:bidi="ar_AE"/>
         </w:rPr>
         <w:t>انتقل بسبب حدوث مجاعة في أرض يَهوذَا.</w:t>
       </w:r>
       <w:r>
         <w:rPr>
-          <w:lang w:val="ar_AE" w:bidi="ar_AE"/>
-        </w:rPr>
-      </w:r>
-      <w:r>
-        <w:rPr>
-          <w:lang w:val="ar_AE" w:bidi="ar_AE"/>
-        </w:rPr>
-      </w:r>
-    </w:p>
-    <w:p>
-      <w:pPr>
-        <w:bidi/>
-      </w:pPr>
-      <w:r>
-        <w:rPr>
+          <w:rtl/>
+          <w:cs/>
+          <w:lang w:val="ar_AE" w:bidi="ar_AE"/>
+        </w:rPr>
+      </w:r>
+      <w:r>
+        <w:rPr>
+          <w:rtl/>
+          <w:cs/>
+          <w:lang w:val="ar_AE" w:bidi="ar_AE"/>
+        </w:rPr>
+      </w:r>
+    </w:p>
+    <w:p>
+      <w:pPr>
+        <w:bidi/>
+      </w:pPr>
+      <w:r>
+        <w:rPr>
+          <w:rtl/>
+          <w:cs/>
           <w:lang w:val="ar_AE" w:bidi="ar_AE"/>
         </w:rPr>
       </w:r>
@@ -337,28 +413,36 @@
       </w:pPr>
       <w:r>
         <w:rPr>
+          <w:rtl/>
+          <w:cs/>
           <w:lang w:val="ar_AE" w:bidi="ar_AE"/>
         </w:rPr>
         <w:t>راعوث ١: ٣</w:t>
       </w:r>
       <w:r>
         <w:rPr>
-          <w:lang w:val="ar_AE" w:bidi="ar_AE"/>
-        </w:rPr>
-      </w:r>
-    </w:p>
-    <w:p>
-      <w:pPr>
-        <w:bidi/>
-      </w:pPr>
-      <w:r>
-        <w:rPr>
+          <w:rtl/>
+          <w:cs/>
+          <w:lang w:val="ar_AE" w:bidi="ar_AE"/>
+        </w:rPr>
+      </w:r>
+    </w:p>
+    <w:p>
+      <w:pPr>
+        <w:bidi/>
+      </w:pPr>
+      <w:r>
+        <w:rPr>
+          <w:rtl/>
+          <w:cs/>
           <w:lang w:val="ar_AE" w:bidi="ar_AE"/>
         </w:rPr>
       </w:r>
       <w:r>
         <w:rPr>
           <w:b/>
+          <w:rtl/>
+          <w:cs/>
           <w:lang w:val="ar_AE" w:bidi="ar_AE"/>
         </w:rPr>
         <w:t>ما الذي حدث لأليمالك في موآب؟</w:t>
@@ -370,32 +454,42 @@
       </w:pPr>
       <w:r>
         <w:rPr>
-          <w:lang w:val="ar_AE" w:bidi="ar_AE"/>
-        </w:rPr>
-      </w:r>
-      <w:r>
-        <w:rPr>
+          <w:rtl/>
+          <w:cs/>
+          <w:lang w:val="ar_AE" w:bidi="ar_AE"/>
+        </w:rPr>
+      </w:r>
+      <w:r>
+        <w:rPr>
+          <w:rtl/>
+          <w:cs/>
           <w:lang w:val="ar_AE" w:bidi="ar_AE"/>
         </w:rPr>
         <w:t>مات، تاركًا نعمي أرملة.</w:t>
       </w:r>
       <w:r>
         <w:rPr>
-          <w:lang w:val="ar_AE" w:bidi="ar_AE"/>
-        </w:rPr>
-      </w:r>
-      <w:r>
-        <w:rPr>
-          <w:lang w:val="ar_AE" w:bidi="ar_AE"/>
-        </w:rPr>
-      </w:r>
-    </w:p>
-    <w:p>
-      <w:pPr>
-        <w:bidi/>
-      </w:pPr>
-      <w:r>
-        <w:rPr>
+          <w:rtl/>
+          <w:cs/>
+          <w:lang w:val="ar_AE" w:bidi="ar_AE"/>
+        </w:rPr>
+      </w:r>
+      <w:r>
+        <w:rPr>
+          <w:rtl/>
+          <w:cs/>
+          <w:lang w:val="ar_AE" w:bidi="ar_AE"/>
+        </w:rPr>
+      </w:r>
+    </w:p>
+    <w:p>
+      <w:pPr>
+        <w:bidi/>
+      </w:pPr>
+      <w:r>
+        <w:rPr>
+          <w:rtl/>
+          <w:cs/>
           <w:lang w:val="ar_AE" w:bidi="ar_AE"/>
         </w:rPr>
       </w:r>
@@ -407,28 +501,36 @@
       </w:pPr>
       <w:r>
         <w:rPr>
+          <w:rtl/>
+          <w:cs/>
           <w:lang w:val="ar_AE" w:bidi="ar_AE"/>
         </w:rPr>
         <w:t>راعوث ١: ٥</w:t>
       </w:r>
       <w:r>
         <w:rPr>
-          <w:lang w:val="ar_AE" w:bidi="ar_AE"/>
-        </w:rPr>
-      </w:r>
-    </w:p>
-    <w:p>
-      <w:pPr>
-        <w:bidi/>
-      </w:pPr>
-      <w:r>
-        <w:rPr>
+          <w:rtl/>
+          <w:cs/>
+          <w:lang w:val="ar_AE" w:bidi="ar_AE"/>
+        </w:rPr>
+      </w:r>
+    </w:p>
+    <w:p>
+      <w:pPr>
+        <w:bidi/>
+      </w:pPr>
+      <w:r>
+        <w:rPr>
+          <w:rtl/>
+          <w:cs/>
           <w:lang w:val="ar_AE" w:bidi="ar_AE"/>
         </w:rPr>
       </w:r>
       <w:r>
         <w:rPr>
           <w:b/>
+          <w:rtl/>
+          <w:cs/>
           <w:lang w:val="ar_AE" w:bidi="ar_AE"/>
         </w:rPr>
         <w:t>ماذا حدث لأبناء نعمي في موآب؟</w:t>
@@ -440,32 +542,42 @@
       </w:pPr>
       <w:r>
         <w:rPr>
-          <w:lang w:val="ar_AE" w:bidi="ar_AE"/>
-        </w:rPr>
-      </w:r>
-      <w:r>
-        <w:rPr>
+          <w:rtl/>
+          <w:cs/>
+          <w:lang w:val="ar_AE" w:bidi="ar_AE"/>
+        </w:rPr>
+      </w:r>
+      <w:r>
+        <w:rPr>
+          <w:rtl/>
+          <w:cs/>
           <w:lang w:val="ar_AE" w:bidi="ar_AE"/>
         </w:rPr>
         <w:t>ماتوا، تاركين وراءهم كنتين لنعمي.</w:t>
       </w:r>
       <w:r>
         <w:rPr>
-          <w:lang w:val="ar_AE" w:bidi="ar_AE"/>
-        </w:rPr>
-      </w:r>
-      <w:r>
-        <w:rPr>
-          <w:lang w:val="ar_AE" w:bidi="ar_AE"/>
-        </w:rPr>
-      </w:r>
-    </w:p>
-    <w:p>
-      <w:pPr>
-        <w:bidi/>
-      </w:pPr>
-      <w:r>
-        <w:rPr>
+          <w:rtl/>
+          <w:cs/>
+          <w:lang w:val="ar_AE" w:bidi="ar_AE"/>
+        </w:rPr>
+      </w:r>
+      <w:r>
+        <w:rPr>
+          <w:rtl/>
+          <w:cs/>
+          <w:lang w:val="ar_AE" w:bidi="ar_AE"/>
+        </w:rPr>
+      </w:r>
+    </w:p>
+    <w:p>
+      <w:pPr>
+        <w:bidi/>
+      </w:pPr>
+      <w:r>
+        <w:rPr>
+          <w:rtl/>
+          <w:cs/>
           <w:lang w:val="ar_AE" w:bidi="ar_AE"/>
         </w:rPr>
       </w:r>
@@ -477,28 +589,36 @@
       </w:pPr>
       <w:r>
         <w:rPr>
+          <w:rtl/>
+          <w:cs/>
           <w:lang w:val="ar_AE" w:bidi="ar_AE"/>
         </w:rPr>
         <w:t>راعوث ١: ٦</w:t>
       </w:r>
       <w:r>
         <w:rPr>
-          <w:lang w:val="ar_AE" w:bidi="ar_AE"/>
-        </w:rPr>
-      </w:r>
-    </w:p>
-    <w:p>
-      <w:pPr>
-        <w:bidi/>
-      </w:pPr>
-      <w:r>
-        <w:rPr>
+          <w:rtl/>
+          <w:cs/>
+          <w:lang w:val="ar_AE" w:bidi="ar_AE"/>
+        </w:rPr>
+      </w:r>
+    </w:p>
+    <w:p>
+      <w:pPr>
+        <w:bidi/>
+      </w:pPr>
+      <w:r>
+        <w:rPr>
+          <w:rtl/>
+          <w:cs/>
           <w:lang w:val="ar_AE" w:bidi="ar_AE"/>
         </w:rPr>
       </w:r>
       <w:r>
         <w:rPr>
           <w:b/>
+          <w:rtl/>
+          <w:cs/>
           <w:lang w:val="ar_AE" w:bidi="ar_AE"/>
         </w:rPr>
         <w:t>لماذا قررت نعمي العودة إلى يهوذا؟</w:t>
@@ -510,32 +630,42 @@
       </w:pPr>
       <w:r>
         <w:rPr>
-          <w:lang w:val="ar_AE" w:bidi="ar_AE"/>
-        </w:rPr>
-      </w:r>
-      <w:r>
-        <w:rPr>
+          <w:rtl/>
+          <w:cs/>
+          <w:lang w:val="ar_AE" w:bidi="ar_AE"/>
+        </w:rPr>
+      </w:r>
+      <w:r>
+        <w:rPr>
+          <w:rtl/>
+          <w:cs/>
           <w:lang w:val="ar_AE" w:bidi="ar_AE"/>
         </w:rPr>
         <w:t>سمعت أن يهوه قد أعطى شعب يهوذا طعامًا.</w:t>
       </w:r>
       <w:r>
         <w:rPr>
-          <w:lang w:val="ar_AE" w:bidi="ar_AE"/>
-        </w:rPr>
-      </w:r>
-      <w:r>
-        <w:rPr>
-          <w:lang w:val="ar_AE" w:bidi="ar_AE"/>
-        </w:rPr>
-      </w:r>
-    </w:p>
-    <w:p>
-      <w:pPr>
-        <w:bidi/>
-      </w:pPr>
-      <w:r>
-        <w:rPr>
+          <w:rtl/>
+          <w:cs/>
+          <w:lang w:val="ar_AE" w:bidi="ar_AE"/>
+        </w:rPr>
+      </w:r>
+      <w:r>
+        <w:rPr>
+          <w:rtl/>
+          <w:cs/>
+          <w:lang w:val="ar_AE" w:bidi="ar_AE"/>
+        </w:rPr>
+      </w:r>
+    </w:p>
+    <w:p>
+      <w:pPr>
+        <w:bidi/>
+      </w:pPr>
+      <w:r>
+        <w:rPr>
+          <w:rtl/>
+          <w:cs/>
           <w:lang w:val="ar_AE" w:bidi="ar_AE"/>
         </w:rPr>
       </w:r>
@@ -547,28 +677,36 @@
       </w:pPr>
       <w:r>
         <w:rPr>
+          <w:rtl/>
+          <w:cs/>
           <w:lang w:val="ar_AE" w:bidi="ar_AE"/>
         </w:rPr>
         <w:t>راعوث 1: 8</w:t>
       </w:r>
       <w:r>
         <w:rPr>
-          <w:lang w:val="ar_AE" w:bidi="ar_AE"/>
-        </w:rPr>
-      </w:r>
-    </w:p>
-    <w:p>
-      <w:pPr>
-        <w:bidi/>
-      </w:pPr>
-      <w:r>
-        <w:rPr>
+          <w:rtl/>
+          <w:cs/>
+          <w:lang w:val="ar_AE" w:bidi="ar_AE"/>
+        </w:rPr>
+      </w:r>
+    </w:p>
+    <w:p>
+      <w:pPr>
+        <w:bidi/>
+      </w:pPr>
+      <w:r>
+        <w:rPr>
+          <w:rtl/>
+          <w:cs/>
           <w:lang w:val="ar_AE" w:bidi="ar_AE"/>
         </w:rPr>
       </w:r>
       <w:r>
         <w:rPr>
           <w:b/>
+          <w:rtl/>
+          <w:cs/>
           <w:lang w:val="ar_AE" w:bidi="ar_AE"/>
         </w:rPr>
         <w:t>إلى أين أرادت نُعْمِي أن تذهب كنتاها؟</w:t>
@@ -580,32 +718,42 @@
       </w:pPr>
       <w:r>
         <w:rPr>
-          <w:lang w:val="ar_AE" w:bidi="ar_AE"/>
-        </w:rPr>
-      </w:r>
-      <w:r>
-        <w:rPr>
+          <w:rtl/>
+          <w:cs/>
+          <w:lang w:val="ar_AE" w:bidi="ar_AE"/>
+        </w:rPr>
+      </w:r>
+      <w:r>
+        <w:rPr>
+          <w:rtl/>
+          <w:cs/>
           <w:lang w:val="ar_AE" w:bidi="ar_AE"/>
         </w:rPr>
         <w:t>أرادت أن تعودا إلى بيتَيْ أمهاتهما.</w:t>
       </w:r>
       <w:r>
         <w:rPr>
-          <w:lang w:val="ar_AE" w:bidi="ar_AE"/>
-        </w:rPr>
-      </w:r>
-      <w:r>
-        <w:rPr>
-          <w:lang w:val="ar_AE" w:bidi="ar_AE"/>
-        </w:rPr>
-      </w:r>
-    </w:p>
-    <w:p>
-      <w:pPr>
-        <w:bidi/>
-      </w:pPr>
-      <w:r>
-        <w:rPr>
+          <w:rtl/>
+          <w:cs/>
+          <w:lang w:val="ar_AE" w:bidi="ar_AE"/>
+        </w:rPr>
+      </w:r>
+      <w:r>
+        <w:rPr>
+          <w:rtl/>
+          <w:cs/>
+          <w:lang w:val="ar_AE" w:bidi="ar_AE"/>
+        </w:rPr>
+      </w:r>
+    </w:p>
+    <w:p>
+      <w:pPr>
+        <w:bidi/>
+      </w:pPr>
+      <w:r>
+        <w:rPr>
+          <w:rtl/>
+          <w:cs/>
           <w:lang w:val="ar_AE" w:bidi="ar_AE"/>
         </w:rPr>
       </w:r>
@@ -617,28 +765,36 @@
       </w:pPr>
       <w:r>
         <w:rPr>
+          <w:rtl/>
+          <w:cs/>
           <w:lang w:val="ar_AE" w:bidi="ar_AE"/>
         </w:rPr>
         <w:t>راعوث ١: ٩</w:t>
       </w:r>
       <w:r>
         <w:rPr>
-          <w:lang w:val="ar_AE" w:bidi="ar_AE"/>
-        </w:rPr>
-      </w:r>
-    </w:p>
-    <w:p>
-      <w:pPr>
-        <w:bidi/>
-      </w:pPr>
-      <w:r>
-        <w:rPr>
+          <w:rtl/>
+          <w:cs/>
+          <w:lang w:val="ar_AE" w:bidi="ar_AE"/>
+        </w:rPr>
+      </w:r>
+    </w:p>
+    <w:p>
+      <w:pPr>
+        <w:bidi/>
+      </w:pPr>
+      <w:r>
+        <w:rPr>
+          <w:rtl/>
+          <w:cs/>
           <w:lang w:val="ar_AE" w:bidi="ar_AE"/>
         </w:rPr>
       </w:r>
       <w:r>
         <w:rPr>
           <w:b/>
+          <w:rtl/>
+          <w:cs/>
           <w:lang w:val="ar_AE" w:bidi="ar_AE"/>
         </w:rPr>
         <w:t>ماذا أرادت نعمي أن تجد كنتاها؟</w:t>
@@ -650,32 +806,42 @@
       </w:pPr>
       <w:r>
         <w:rPr>
-          <w:lang w:val="ar_AE" w:bidi="ar_AE"/>
-        </w:rPr>
-      </w:r>
-      <w:r>
-        <w:rPr>
+          <w:rtl/>
+          <w:cs/>
+          <w:lang w:val="ar_AE" w:bidi="ar_AE"/>
+        </w:rPr>
+      </w:r>
+      <w:r>
+        <w:rPr>
+          <w:rtl/>
+          <w:cs/>
           <w:lang w:val="ar_AE" w:bidi="ar_AE"/>
         </w:rPr>
         <w:t>أرادت أن تجدا زوجين آخرين.</w:t>
       </w:r>
       <w:r>
         <w:rPr>
-          <w:lang w:val="ar_AE" w:bidi="ar_AE"/>
-        </w:rPr>
-      </w:r>
-      <w:r>
-        <w:rPr>
-          <w:lang w:val="ar_AE" w:bidi="ar_AE"/>
-        </w:rPr>
-      </w:r>
-    </w:p>
-    <w:p>
-      <w:pPr>
-        <w:bidi/>
-      </w:pPr>
-      <w:r>
-        <w:rPr>
+          <w:rtl/>
+          <w:cs/>
+          <w:lang w:val="ar_AE" w:bidi="ar_AE"/>
+        </w:rPr>
+      </w:r>
+      <w:r>
+        <w:rPr>
+          <w:rtl/>
+          <w:cs/>
+          <w:lang w:val="ar_AE" w:bidi="ar_AE"/>
+        </w:rPr>
+      </w:r>
+    </w:p>
+    <w:p>
+      <w:pPr>
+        <w:bidi/>
+      </w:pPr>
+      <w:r>
+        <w:rPr>
+          <w:rtl/>
+          <w:cs/>
           <w:lang w:val="ar_AE" w:bidi="ar_AE"/>
         </w:rPr>
       </w:r>
@@ -687,28 +853,36 @@
       </w:pPr>
       <w:r>
         <w:rPr>
+          <w:rtl/>
+          <w:cs/>
           <w:lang w:val="ar_AE" w:bidi="ar_AE"/>
         </w:rPr>
         <w:t>راعوث 1: 13</w:t>
       </w:r>
       <w:r>
         <w:rPr>
-          <w:lang w:val="ar_AE" w:bidi="ar_AE"/>
-        </w:rPr>
-      </w:r>
-    </w:p>
-    <w:p>
-      <w:pPr>
-        <w:bidi/>
-      </w:pPr>
-      <w:r>
-        <w:rPr>
+          <w:rtl/>
+          <w:cs/>
+          <w:lang w:val="ar_AE" w:bidi="ar_AE"/>
+        </w:rPr>
+      </w:r>
+    </w:p>
+    <w:p>
+      <w:pPr>
+        <w:bidi/>
+      </w:pPr>
+      <w:r>
+        <w:rPr>
+          <w:rtl/>
+          <w:cs/>
           <w:lang w:val="ar_AE" w:bidi="ar_AE"/>
         </w:rPr>
       </w:r>
       <w:r>
         <w:rPr>
           <w:b/>
+          <w:rtl/>
+          <w:cs/>
           <w:lang w:val="ar_AE" w:bidi="ar_AE"/>
         </w:rPr>
         <w:t>من ظنت نعمي أنه مصدر مشكلتها؟</w:t>
@@ -720,11 +894,15 @@
       </w:pPr>
       <w:r>
         <w:rPr>
-          <w:lang w:val="ar_AE" w:bidi="ar_AE"/>
-        </w:rPr>
-      </w:r>
-      <w:r>
-        <w:rPr>
+          <w:rtl/>
+          <w:cs/>
+          <w:lang w:val="ar_AE" w:bidi="ar_AE"/>
+        </w:rPr>
+      </w:r>
+      <w:r>
+        <w:rPr>
+          <w:rtl/>
+          <w:cs/>
           <w:lang w:val="ar_AE" w:bidi="ar_AE"/>
         </w:rPr>
         <w:t>اعتقدت أن الرب كان ضدها.</w:t>
@@ -736,26 +914,34 @@
       </w:pPr>
       <w:r>
         <w:rPr>
-          <w:lang w:val="ar_AE" w:bidi="ar_AE"/>
-        </w:rPr>
-      </w:r>
-      <w:r>
-        <w:rPr>
-          <w:lang w:val="ar_AE" w:bidi="ar_AE"/>
-        </w:rPr>
-      </w:r>
-      <w:r>
-        <w:rPr>
-          <w:lang w:val="ar_AE" w:bidi="ar_AE"/>
-        </w:rPr>
-      </w:r>
-    </w:p>
-    <w:p>
-      <w:pPr>
-        <w:bidi/>
-      </w:pPr>
-      <w:r>
-        <w:rPr>
+          <w:rtl/>
+          <w:cs/>
+          <w:lang w:val="ar_AE" w:bidi="ar_AE"/>
+        </w:rPr>
+      </w:r>
+      <w:r>
+        <w:rPr>
+          <w:rtl/>
+          <w:cs/>
+          <w:lang w:val="ar_AE" w:bidi="ar_AE"/>
+        </w:rPr>
+      </w:r>
+      <w:r>
+        <w:rPr>
+          <w:rtl/>
+          <w:cs/>
+          <w:lang w:val="ar_AE" w:bidi="ar_AE"/>
+        </w:rPr>
+      </w:r>
+    </w:p>
+    <w:p>
+      <w:pPr>
+        <w:bidi/>
+      </w:pPr>
+      <w:r>
+        <w:rPr>
+          <w:rtl/>
+          <w:cs/>
           <w:lang w:val="ar_AE" w:bidi="ar_AE"/>
         </w:rPr>
       </w:r>
@@ -767,28 +953,36 @@
       </w:pPr>
       <w:r>
         <w:rPr>
+          <w:rtl/>
+          <w:cs/>
           <w:lang w:val="ar_AE" w:bidi="ar_AE"/>
         </w:rPr>
         <w:t>راعوث 1: 16</w:t>
       </w:r>
       <w:r>
         <w:rPr>
-          <w:lang w:val="ar_AE" w:bidi="ar_AE"/>
-        </w:rPr>
-      </w:r>
-    </w:p>
-    <w:p>
-      <w:pPr>
-        <w:bidi/>
-      </w:pPr>
-      <w:r>
-        <w:rPr>
+          <w:rtl/>
+          <w:cs/>
+          <w:lang w:val="ar_AE" w:bidi="ar_AE"/>
+        </w:rPr>
+      </w:r>
+    </w:p>
+    <w:p>
+      <w:pPr>
+        <w:bidi/>
+      </w:pPr>
+      <w:r>
+        <w:rPr>
+          <w:rtl/>
+          <w:cs/>
           <w:lang w:val="ar_AE" w:bidi="ar_AE"/>
         </w:rPr>
       </w:r>
       <w:r>
         <w:rPr>
           <w:b/>
+          <w:rtl/>
+          <w:cs/>
           <w:lang w:val="ar_AE" w:bidi="ar_AE"/>
         </w:rPr>
         <w:t>ما الوعد الذي قطعته راعوث لنعمي عندما بقيت معها؟</w:t>
@@ -800,44 +994,58 @@
       </w:pPr>
       <w:r>
         <w:rPr>
-          <w:lang w:val="ar_AE" w:bidi="ar_AE"/>
-        </w:rPr>
-      </w:r>
-      <w:r>
-        <w:rPr>
+          <w:rtl/>
+          <w:cs/>
+          <w:lang w:val="ar_AE" w:bidi="ar_AE"/>
+        </w:rPr>
+      </w:r>
+      <w:r>
+        <w:rPr>
+          <w:rtl/>
+          <w:cs/>
           <w:lang w:val="ar_AE" w:bidi="ar_AE"/>
         </w:rPr>
         <w:t>قالت: "</w:t>
       </w:r>
       <w:r>
         <w:rPr>
+          <w:rtl/>
+          <w:cs/>
           <w:lang w:val="ar_AE" w:bidi="ar_AE"/>
         </w:rPr>
         <w:t>لِأَنَّهُ حَيْثُمَا ذَهَبْتِ أَذْهَبُ وَحَيْثُمَا بِتِّ أَبِيتُ. شَعْبُكِ شَعْبِي وَإِلَهُكِ إِلَهِي</w:t>
       </w:r>
       <w:r>
         <w:rPr>
+          <w:rtl/>
+          <w:cs/>
           <w:lang w:val="ar_AE" w:bidi="ar_AE"/>
         </w:rPr>
         <w:t>."</w:t>
       </w:r>
       <w:r>
         <w:rPr>
-          <w:lang w:val="ar_AE" w:bidi="ar_AE"/>
-        </w:rPr>
-      </w:r>
-      <w:r>
-        <w:rPr>
-          <w:lang w:val="ar_AE" w:bidi="ar_AE"/>
-        </w:rPr>
-      </w:r>
-    </w:p>
-    <w:p>
-      <w:pPr>
-        <w:bidi/>
-      </w:pPr>
-      <w:r>
-        <w:rPr>
+          <w:rtl/>
+          <w:cs/>
+          <w:lang w:val="ar_AE" w:bidi="ar_AE"/>
+        </w:rPr>
+      </w:r>
+      <w:r>
+        <w:rPr>
+          <w:rtl/>
+          <w:cs/>
+          <w:lang w:val="ar_AE" w:bidi="ar_AE"/>
+        </w:rPr>
+      </w:r>
+    </w:p>
+    <w:p>
+      <w:pPr>
+        <w:bidi/>
+      </w:pPr>
+      <w:r>
+        <w:rPr>
+          <w:rtl/>
+          <w:cs/>
           <w:lang w:val="ar_AE" w:bidi="ar_AE"/>
         </w:rPr>
       </w:r>
@@ -849,28 +1057,36 @@
       </w:pPr>
       <w:r>
         <w:rPr>
+          <w:rtl/>
+          <w:cs/>
           <w:lang w:val="ar_AE" w:bidi="ar_AE"/>
         </w:rPr>
         <w:t>راعوث ١: ١٧</w:t>
       </w:r>
       <w:r>
         <w:rPr>
-          <w:lang w:val="ar_AE" w:bidi="ar_AE"/>
-        </w:rPr>
-      </w:r>
-    </w:p>
-    <w:p>
-      <w:pPr>
-        <w:bidi/>
-      </w:pPr>
-      <w:r>
-        <w:rPr>
+          <w:rtl/>
+          <w:cs/>
+          <w:lang w:val="ar_AE" w:bidi="ar_AE"/>
+        </w:rPr>
+      </w:r>
+    </w:p>
+    <w:p>
+      <w:pPr>
+        <w:bidi/>
+      </w:pPr>
+      <w:r>
+        <w:rPr>
+          <w:rtl/>
+          <w:cs/>
           <w:lang w:val="ar_AE" w:bidi="ar_AE"/>
         </w:rPr>
       </w:r>
       <w:r>
         <w:rPr>
           <w:b/>
+          <w:rtl/>
+          <w:cs/>
           <w:lang w:val="ar_AE" w:bidi="ar_AE"/>
         </w:rPr>
         <w:t>ما المدة التي قالت راعوث إنها ستبقى فيها مع نعمي؟</w:t>
@@ -882,44 +1098,58 @@
       </w:pPr>
       <w:r>
         <w:rPr>
-          <w:lang w:val="ar_AE" w:bidi="ar_AE"/>
-        </w:rPr>
-      </w:r>
-      <w:r>
-        <w:rPr>
+          <w:rtl/>
+          <w:cs/>
+          <w:lang w:val="ar_AE" w:bidi="ar_AE"/>
+        </w:rPr>
+      </w:r>
+      <w:r>
+        <w:rPr>
+          <w:rtl/>
+          <w:cs/>
           <w:lang w:val="ar_AE" w:bidi="ar_AE"/>
         </w:rPr>
         <w:t>قالت إنها ستبقى مع نعمي حتى الموت. قالت: "</w:t>
       </w:r>
       <w:r>
         <w:rPr>
+          <w:rtl/>
+          <w:cs/>
           <w:lang w:val="ar_AE" w:bidi="ar_AE"/>
         </w:rPr>
         <w:t>حَيْثُمَا مُتِّ أَمُوتُ وَهُنَاكَ أَنْدَفِنُ. هَكَذَا يَفْعَلُ ٱلرَّبُّ بِي وَهَكَذَا يَزِيدُ. إِنَّمَا ٱلْمَوْتُ يَفْصِلُ بَيْنِي وَبَيْنَكِ</w:t>
       </w:r>
       <w:r>
         <w:rPr>
+          <w:rtl/>
+          <w:cs/>
           <w:lang w:val="ar_AE" w:bidi="ar_AE"/>
         </w:rPr>
         <w:t>."</w:t>
       </w:r>
       <w:r>
         <w:rPr>
-          <w:lang w:val="ar_AE" w:bidi="ar_AE"/>
-        </w:rPr>
-      </w:r>
-      <w:r>
-        <w:rPr>
-          <w:lang w:val="ar_AE" w:bidi="ar_AE"/>
-        </w:rPr>
-      </w:r>
-    </w:p>
-    <w:p>
-      <w:pPr>
-        <w:bidi/>
-      </w:pPr>
-      <w:r>
-        <w:rPr>
+          <w:rtl/>
+          <w:cs/>
+          <w:lang w:val="ar_AE" w:bidi="ar_AE"/>
+        </w:rPr>
+      </w:r>
+      <w:r>
+        <w:rPr>
+          <w:rtl/>
+          <w:cs/>
+          <w:lang w:val="ar_AE" w:bidi="ar_AE"/>
+        </w:rPr>
+      </w:r>
+    </w:p>
+    <w:p>
+      <w:pPr>
+        <w:bidi/>
+      </w:pPr>
+      <w:r>
+        <w:rPr>
+          <w:rtl/>
+          <w:cs/>
           <w:lang w:val="ar_AE" w:bidi="ar_AE"/>
         </w:rPr>
       </w:r>
@@ -931,28 +1161,36 @@
       </w:pPr>
       <w:r>
         <w:rPr>
+          <w:rtl/>
+          <w:cs/>
           <w:lang w:val="ar_AE" w:bidi="ar_AE"/>
         </w:rPr>
         <w:t>راعوث ١: ١٩</w:t>
       </w:r>
       <w:r>
         <w:rPr>
-          <w:lang w:val="ar_AE" w:bidi="ar_AE"/>
-        </w:rPr>
-      </w:r>
-    </w:p>
-    <w:p>
-      <w:pPr>
-        <w:bidi/>
-      </w:pPr>
-      <w:r>
-        <w:rPr>
+          <w:rtl/>
+          <w:cs/>
+          <w:lang w:val="ar_AE" w:bidi="ar_AE"/>
+        </w:rPr>
+      </w:r>
+    </w:p>
+    <w:p>
+      <w:pPr>
+        <w:bidi/>
+      </w:pPr>
+      <w:r>
+        <w:rPr>
+          <w:rtl/>
+          <w:cs/>
           <w:lang w:val="ar_AE" w:bidi="ar_AE"/>
         </w:rPr>
       </w:r>
       <w:r>
         <w:rPr>
           <w:b/>
+          <w:rtl/>
+          <w:cs/>
           <w:lang w:val="ar_AE" w:bidi="ar_AE"/>
         </w:rPr>
         <w:t>إلى أي مدينة عادت نعمي؟</w:t>
@@ -964,32 +1202,42 @@
       </w:pPr>
       <w:r>
         <w:rPr>
-          <w:lang w:val="ar_AE" w:bidi="ar_AE"/>
-        </w:rPr>
-      </w:r>
-      <w:r>
-        <w:rPr>
+          <w:rtl/>
+          <w:cs/>
+          <w:lang w:val="ar_AE" w:bidi="ar_AE"/>
+        </w:rPr>
+      </w:r>
+      <w:r>
+        <w:rPr>
+          <w:rtl/>
+          <w:cs/>
           <w:lang w:val="ar_AE" w:bidi="ar_AE"/>
         </w:rPr>
         <w:t>عادت إلى بيت لحم.</w:t>
       </w:r>
       <w:r>
         <w:rPr>
-          <w:lang w:val="ar_AE" w:bidi="ar_AE"/>
-        </w:rPr>
-      </w:r>
-      <w:r>
-        <w:rPr>
-          <w:lang w:val="ar_AE" w:bidi="ar_AE"/>
-        </w:rPr>
-      </w:r>
-    </w:p>
-    <w:p>
-      <w:pPr>
-        <w:bidi/>
-      </w:pPr>
-      <w:r>
-        <w:rPr>
+          <w:rtl/>
+          <w:cs/>
+          <w:lang w:val="ar_AE" w:bidi="ar_AE"/>
+        </w:rPr>
+      </w:r>
+      <w:r>
+        <w:rPr>
+          <w:rtl/>
+          <w:cs/>
+          <w:lang w:val="ar_AE" w:bidi="ar_AE"/>
+        </w:rPr>
+      </w:r>
+    </w:p>
+    <w:p>
+      <w:pPr>
+        <w:bidi/>
+      </w:pPr>
+      <w:r>
+        <w:rPr>
+          <w:rtl/>
+          <w:cs/>
           <w:lang w:val="ar_AE" w:bidi="ar_AE"/>
         </w:rPr>
       </w:r>
@@ -1001,28 +1249,36 @@
       </w:pPr>
       <w:r>
         <w:rPr>
+          <w:rtl/>
+          <w:cs/>
           <w:lang w:val="ar_AE" w:bidi="ar_AE"/>
         </w:rPr>
         <w:t>راعوث 1: 20</w:t>
       </w:r>
       <w:r>
         <w:rPr>
-          <w:lang w:val="ar_AE" w:bidi="ar_AE"/>
-        </w:rPr>
-      </w:r>
-    </w:p>
-    <w:p>
-      <w:pPr>
-        <w:bidi/>
-      </w:pPr>
-      <w:r>
-        <w:rPr>
+          <w:rtl/>
+          <w:cs/>
+          <w:lang w:val="ar_AE" w:bidi="ar_AE"/>
+        </w:rPr>
+      </w:r>
+    </w:p>
+    <w:p>
+      <w:pPr>
+        <w:bidi/>
+      </w:pPr>
+      <w:r>
+        <w:rPr>
+          <w:rtl/>
+          <w:cs/>
           <w:lang w:val="ar_AE" w:bidi="ar_AE"/>
         </w:rPr>
       </w:r>
       <w:r>
         <w:rPr>
           <w:b/>
+          <w:rtl/>
+          <w:cs/>
           <w:lang w:val="ar_AE" w:bidi="ar_AE"/>
         </w:rPr>
         <w:t>ما الاسم الذي أرادت نعمي أن تُدعى به ولماذا؟</w:t>
@@ -1034,32 +1290,42 @@
       </w:pPr>
       <w:r>
         <w:rPr>
-          <w:lang w:val="ar_AE" w:bidi="ar_AE"/>
-        </w:rPr>
-      </w:r>
-      <w:r>
-        <w:rPr>
+          <w:rtl/>
+          <w:cs/>
+          <w:lang w:val="ar_AE" w:bidi="ar_AE"/>
+        </w:rPr>
+      </w:r>
+      <w:r>
+        <w:rPr>
+          <w:rtl/>
+          <w:cs/>
           <w:lang w:val="ar_AE" w:bidi="ar_AE"/>
         </w:rPr>
         <w:t>طلبت أن تُسمى "مرَّةَ" (والتي تعني "مريرة")، لأنها شعرت أن يهوه قد عاملها معها بمرارة.</w:t>
       </w:r>
       <w:r>
         <w:rPr>
-          <w:lang w:val="ar_AE" w:bidi="ar_AE"/>
-        </w:rPr>
-      </w:r>
-      <w:r>
-        <w:rPr>
-          <w:lang w:val="ar_AE" w:bidi="ar_AE"/>
-        </w:rPr>
-      </w:r>
-    </w:p>
-    <w:p>
-      <w:pPr>
-        <w:bidi/>
-      </w:pPr>
-      <w:r>
-        <w:rPr>
+          <w:rtl/>
+          <w:cs/>
+          <w:lang w:val="ar_AE" w:bidi="ar_AE"/>
+        </w:rPr>
+      </w:r>
+      <w:r>
+        <w:rPr>
+          <w:rtl/>
+          <w:cs/>
+          <w:lang w:val="ar_AE" w:bidi="ar_AE"/>
+        </w:rPr>
+      </w:r>
+    </w:p>
+    <w:p>
+      <w:pPr>
+        <w:bidi/>
+      </w:pPr>
+      <w:r>
+        <w:rPr>
+          <w:rtl/>
+          <w:cs/>
           <w:lang w:val="ar_AE" w:bidi="ar_AE"/>
         </w:rPr>
       </w:r>
@@ -1071,28 +1337,36 @@
       </w:pPr>
       <w:r>
         <w:rPr>
+          <w:rtl/>
+          <w:cs/>
           <w:lang w:val="ar_AE" w:bidi="ar_AE"/>
         </w:rPr>
         <w:t>راعوث 1: 22</w:t>
       </w:r>
       <w:r>
         <w:rPr>
-          <w:lang w:val="ar_AE" w:bidi="ar_AE"/>
-        </w:rPr>
-      </w:r>
-    </w:p>
-    <w:p>
-      <w:pPr>
-        <w:bidi/>
-      </w:pPr>
-      <w:r>
-        <w:rPr>
+          <w:rtl/>
+          <w:cs/>
+          <w:lang w:val="ar_AE" w:bidi="ar_AE"/>
+        </w:rPr>
+      </w:r>
+    </w:p>
+    <w:p>
+      <w:pPr>
+        <w:bidi/>
+      </w:pPr>
+      <w:r>
+        <w:rPr>
+          <w:rtl/>
+          <w:cs/>
           <w:lang w:val="ar_AE" w:bidi="ar_AE"/>
         </w:rPr>
       </w:r>
       <w:r>
         <w:rPr>
           <w:b/>
+          <w:rtl/>
+          <w:cs/>
           <w:lang w:val="ar_AE" w:bidi="ar_AE"/>
         </w:rPr>
         <w:t>في أي وقت من السنة وصلت نُعْمِي وراعوث إلى بيت لحم؟</w:t>
@@ -1104,32 +1378,42 @@
       </w:pPr>
       <w:r>
         <w:rPr>
-          <w:lang w:val="ar_AE" w:bidi="ar_AE"/>
-        </w:rPr>
-      </w:r>
-      <w:r>
-        <w:rPr>
+          <w:rtl/>
+          <w:cs/>
+          <w:lang w:val="ar_AE" w:bidi="ar_AE"/>
+        </w:rPr>
+      </w:r>
+      <w:r>
+        <w:rPr>
+          <w:rtl/>
+          <w:cs/>
           <w:lang w:val="ar_AE" w:bidi="ar_AE"/>
         </w:rPr>
         <w:t>وصلوا في بداية موسم حصاد الشعير.</w:t>
       </w:r>
       <w:r>
         <w:rPr>
-          <w:lang w:val="ar_AE" w:bidi="ar_AE"/>
-        </w:rPr>
-      </w:r>
-      <w:r>
-        <w:rPr>
-          <w:lang w:val="ar_AE" w:bidi="ar_AE"/>
-        </w:rPr>
-      </w:r>
-    </w:p>
-    <w:p>
-      <w:pPr>
-        <w:bidi/>
-      </w:pPr>
-      <w:r>
-        <w:rPr>
+          <w:rtl/>
+          <w:cs/>
+          <w:lang w:val="ar_AE" w:bidi="ar_AE"/>
+        </w:rPr>
+      </w:r>
+      <w:r>
+        <w:rPr>
+          <w:rtl/>
+          <w:cs/>
+          <w:lang w:val="ar_AE" w:bidi="ar_AE"/>
+        </w:rPr>
+      </w:r>
+    </w:p>
+    <w:p>
+      <w:pPr>
+        <w:bidi/>
+      </w:pPr>
+      <w:r>
+        <w:rPr>
+          <w:rtl/>
+          <w:cs/>
           <w:lang w:val="ar_AE" w:bidi="ar_AE"/>
         </w:rPr>
       </w:r>
@@ -1141,28 +1425,36 @@
       </w:pPr>
       <w:r>
         <w:rPr>
+          <w:rtl/>
+          <w:cs/>
           <w:lang w:val="ar_AE" w:bidi="ar_AE"/>
         </w:rPr>
         <w:t>راعوث ٢: ١</w:t>
       </w:r>
       <w:r>
         <w:rPr>
-          <w:lang w:val="ar_AE" w:bidi="ar_AE"/>
-        </w:rPr>
-      </w:r>
-    </w:p>
-    <w:p>
-      <w:pPr>
-        <w:bidi/>
-      </w:pPr>
-      <w:r>
-        <w:rPr>
+          <w:rtl/>
+          <w:cs/>
+          <w:lang w:val="ar_AE" w:bidi="ar_AE"/>
+        </w:rPr>
+      </w:r>
+    </w:p>
+    <w:p>
+      <w:pPr>
+        <w:bidi/>
+      </w:pPr>
+      <w:r>
+        <w:rPr>
+          <w:rtl/>
+          <w:cs/>
           <w:lang w:val="ar_AE" w:bidi="ar_AE"/>
         </w:rPr>
       </w:r>
       <w:r>
         <w:rPr>
           <w:b/>
+          <w:rtl/>
+          <w:cs/>
           <w:lang w:val="ar_AE" w:bidi="ar_AE"/>
         </w:rPr>
         <w:t>ما هي العلاقة بين بوعَز وزوج نُعْمِيَ المتوفى؟</w:t>
@@ -1174,32 +1466,42 @@
       </w:pPr>
       <w:r>
         <w:rPr>
-          <w:lang w:val="ar_AE" w:bidi="ar_AE"/>
-        </w:rPr>
-      </w:r>
-      <w:r>
-        <w:rPr>
+          <w:rtl/>
+          <w:cs/>
+          <w:lang w:val="ar_AE" w:bidi="ar_AE"/>
+        </w:rPr>
+      </w:r>
+      <w:r>
+        <w:rPr>
+          <w:rtl/>
+          <w:cs/>
           <w:lang w:val="ar_AE" w:bidi="ar_AE"/>
         </w:rPr>
         <w:t>بوعَز كان قريبًا لزوج نُعْمِي.</w:t>
       </w:r>
       <w:r>
         <w:rPr>
-          <w:lang w:val="ar_AE" w:bidi="ar_AE"/>
-        </w:rPr>
-      </w:r>
-      <w:r>
-        <w:rPr>
-          <w:lang w:val="ar_AE" w:bidi="ar_AE"/>
-        </w:rPr>
-      </w:r>
-    </w:p>
-    <w:p>
-      <w:pPr>
-        <w:bidi/>
-      </w:pPr>
-      <w:r>
-        <w:rPr>
+          <w:rtl/>
+          <w:cs/>
+          <w:lang w:val="ar_AE" w:bidi="ar_AE"/>
+        </w:rPr>
+      </w:r>
+      <w:r>
+        <w:rPr>
+          <w:rtl/>
+          <w:cs/>
+          <w:lang w:val="ar_AE" w:bidi="ar_AE"/>
+        </w:rPr>
+      </w:r>
+    </w:p>
+    <w:p>
+      <w:pPr>
+        <w:bidi/>
+      </w:pPr>
+      <w:r>
+        <w:rPr>
+          <w:rtl/>
+          <w:cs/>
           <w:lang w:val="ar_AE" w:bidi="ar_AE"/>
         </w:rPr>
       </w:r>
@@ -1211,28 +1513,36 @@
       </w:pPr>
       <w:r>
         <w:rPr>
+          <w:rtl/>
+          <w:cs/>
           <w:lang w:val="ar_AE" w:bidi="ar_AE"/>
         </w:rPr>
         <w:t>راعوث ٢: ٢</w:t>
       </w:r>
       <w:r>
         <w:rPr>
-          <w:lang w:val="ar_AE" w:bidi="ar_AE"/>
-        </w:rPr>
-      </w:r>
-    </w:p>
-    <w:p>
-      <w:pPr>
-        <w:bidi/>
-      </w:pPr>
-      <w:r>
-        <w:rPr>
+          <w:rtl/>
+          <w:cs/>
+          <w:lang w:val="ar_AE" w:bidi="ar_AE"/>
+        </w:rPr>
+      </w:r>
+    </w:p>
+    <w:p>
+      <w:pPr>
+        <w:bidi/>
+      </w:pPr>
+      <w:r>
+        <w:rPr>
+          <w:rtl/>
+          <w:cs/>
           <w:lang w:val="ar_AE" w:bidi="ar_AE"/>
         </w:rPr>
       </w:r>
       <w:r>
         <w:rPr>
           <w:b/>
+          <w:rtl/>
+          <w:cs/>
           <w:lang w:val="ar_AE" w:bidi="ar_AE"/>
         </w:rPr>
         <w:t>عندما خرجت راعوث لتلتقط لأول مرة، من قالت إنها ستتبع أثناء التقاطها للحنطة؟</w:t>
@@ -1244,32 +1554,42 @@
       </w:pPr>
       <w:r>
         <w:rPr>
-          <w:lang w:val="ar_AE" w:bidi="ar_AE"/>
-        </w:rPr>
-      </w:r>
-      <w:r>
-        <w:rPr>
+          <w:rtl/>
+          <w:cs/>
+          <w:lang w:val="ar_AE" w:bidi="ar_AE"/>
+        </w:rPr>
+      </w:r>
+      <w:r>
+        <w:rPr>
+          <w:rtl/>
+          <w:cs/>
           <w:lang w:val="ar_AE" w:bidi="ar_AE"/>
         </w:rPr>
         <w:t>كانت ستتبع أي شخص تجد نعمة في عينيه.</w:t>
       </w:r>
       <w:r>
         <w:rPr>
-          <w:lang w:val="ar_AE" w:bidi="ar_AE"/>
-        </w:rPr>
-      </w:r>
-      <w:r>
-        <w:rPr>
-          <w:lang w:val="ar_AE" w:bidi="ar_AE"/>
-        </w:rPr>
-      </w:r>
-    </w:p>
-    <w:p>
-      <w:pPr>
-        <w:bidi/>
-      </w:pPr>
-      <w:r>
-        <w:rPr>
+          <w:rtl/>
+          <w:cs/>
+          <w:lang w:val="ar_AE" w:bidi="ar_AE"/>
+        </w:rPr>
+      </w:r>
+      <w:r>
+        <w:rPr>
+          <w:rtl/>
+          <w:cs/>
+          <w:lang w:val="ar_AE" w:bidi="ar_AE"/>
+        </w:rPr>
+      </w:r>
+    </w:p>
+    <w:p>
+      <w:pPr>
+        <w:bidi/>
+      </w:pPr>
+      <w:r>
+        <w:rPr>
+          <w:rtl/>
+          <w:cs/>
           <w:lang w:val="ar_AE" w:bidi="ar_AE"/>
         </w:rPr>
       </w:r>
@@ -1281,28 +1601,36 @@
       </w:pPr>
       <w:r>
         <w:rPr>
+          <w:rtl/>
+          <w:cs/>
           <w:lang w:val="ar_AE" w:bidi="ar_AE"/>
         </w:rPr>
         <w:t>راعوث ٢: ٤</w:t>
       </w:r>
       <w:r>
         <w:rPr>
-          <w:lang w:val="ar_AE" w:bidi="ar_AE"/>
-        </w:rPr>
-      </w:r>
-    </w:p>
-    <w:p>
-      <w:pPr>
-        <w:bidi/>
-      </w:pPr>
-      <w:r>
-        <w:rPr>
+          <w:rtl/>
+          <w:cs/>
+          <w:lang w:val="ar_AE" w:bidi="ar_AE"/>
+        </w:rPr>
+      </w:r>
+    </w:p>
+    <w:p>
+      <w:pPr>
+        <w:bidi/>
+      </w:pPr>
+      <w:r>
+        <w:rPr>
+          <w:rtl/>
+          <w:cs/>
           <w:lang w:val="ar_AE" w:bidi="ar_AE"/>
         </w:rPr>
       </w:r>
       <w:r>
         <w:rPr>
           <w:b/>
+          <w:rtl/>
+          <w:cs/>
           <w:lang w:val="ar_AE" w:bidi="ar_AE"/>
         </w:rPr>
         <w:t>ما التحية التي قدمها بوعَز لرجاله الحصادين؟</w:t>
@@ -1314,44 +1642,58 @@
       </w:pPr>
       <w:r>
         <w:rPr>
-          <w:lang w:val="ar_AE" w:bidi="ar_AE"/>
-        </w:rPr>
-      </w:r>
-      <w:r>
-        <w:rPr>
+          <w:rtl/>
+          <w:cs/>
+          <w:lang w:val="ar_AE" w:bidi="ar_AE"/>
+        </w:rPr>
+      </w:r>
+      <w:r>
+        <w:rPr>
+          <w:rtl/>
+          <w:cs/>
           <w:lang w:val="ar_AE" w:bidi="ar_AE"/>
         </w:rPr>
         <w:t>قال: "</w:t>
       </w:r>
       <w:r>
         <w:rPr>
+          <w:rtl/>
+          <w:cs/>
           <w:lang w:val="ar_AE" w:bidi="ar_AE"/>
         </w:rPr>
         <w:t>ٱلرَّبُّ مَعَكُمْ</w:t>
       </w:r>
       <w:r>
         <w:rPr>
+          <w:rtl/>
+          <w:cs/>
           <w:lang w:val="ar_AE" w:bidi="ar_AE"/>
         </w:rPr>
         <w:t>."</w:t>
       </w:r>
       <w:r>
         <w:rPr>
-          <w:lang w:val="ar_AE" w:bidi="ar_AE"/>
-        </w:rPr>
-      </w:r>
-      <w:r>
-        <w:rPr>
-          <w:lang w:val="ar_AE" w:bidi="ar_AE"/>
-        </w:rPr>
-      </w:r>
-    </w:p>
-    <w:p>
-      <w:pPr>
-        <w:bidi/>
-      </w:pPr>
-      <w:r>
-        <w:rPr>
+          <w:rtl/>
+          <w:cs/>
+          <w:lang w:val="ar_AE" w:bidi="ar_AE"/>
+        </w:rPr>
+      </w:r>
+      <w:r>
+        <w:rPr>
+          <w:rtl/>
+          <w:cs/>
+          <w:lang w:val="ar_AE" w:bidi="ar_AE"/>
+        </w:rPr>
+      </w:r>
+    </w:p>
+    <w:p>
+      <w:pPr>
+        <w:bidi/>
+      </w:pPr>
+      <w:r>
+        <w:rPr>
+          <w:rtl/>
+          <w:cs/>
           <w:lang w:val="ar_AE" w:bidi="ar_AE"/>
         </w:rPr>
       </w:r>
@@ -1363,28 +1705,36 @@
       </w:pPr>
       <w:r>
         <w:rPr>
+          <w:rtl/>
+          <w:cs/>
           <w:lang w:val="ar_AE" w:bidi="ar_AE"/>
         </w:rPr>
         <w:t>راعوث ٢: ٥</w:t>
       </w:r>
       <w:r>
         <w:rPr>
-          <w:lang w:val="ar_AE" w:bidi="ar_AE"/>
-        </w:rPr>
-      </w:r>
-    </w:p>
-    <w:p>
-      <w:pPr>
-        <w:bidi/>
-      </w:pPr>
-      <w:r>
-        <w:rPr>
+          <w:rtl/>
+          <w:cs/>
+          <w:lang w:val="ar_AE" w:bidi="ar_AE"/>
+        </w:rPr>
+      </w:r>
+    </w:p>
+    <w:p>
+      <w:pPr>
+        <w:bidi/>
+      </w:pPr>
+      <w:r>
+        <w:rPr>
+          <w:rtl/>
+          <w:cs/>
           <w:lang w:val="ar_AE" w:bidi="ar_AE"/>
         </w:rPr>
       </w:r>
       <w:r>
         <w:rPr>
           <w:b/>
+          <w:rtl/>
+          <w:cs/>
           <w:lang w:val="ar_AE" w:bidi="ar_AE"/>
         </w:rPr>
         <w:t>ما الذي كان بوعز يرغب في معرفته عن راعوث؟</w:t>
@@ -1396,32 +1746,42 @@
       </w:pPr>
       <w:r>
         <w:rPr>
-          <w:lang w:val="ar_AE" w:bidi="ar_AE"/>
-        </w:rPr>
-      </w:r>
-      <w:r>
-        <w:rPr>
+          <w:rtl/>
+          <w:cs/>
+          <w:lang w:val="ar_AE" w:bidi="ar_AE"/>
+        </w:rPr>
+      </w:r>
+      <w:r>
+        <w:rPr>
+          <w:rtl/>
+          <w:cs/>
           <w:lang w:val="ar_AE" w:bidi="ar_AE"/>
         </w:rPr>
         <w:t>أراد أن يعرف إلى من تنتمي.</w:t>
       </w:r>
       <w:r>
         <w:rPr>
-          <w:lang w:val="ar_AE" w:bidi="ar_AE"/>
-        </w:rPr>
-      </w:r>
-      <w:r>
-        <w:rPr>
-          <w:lang w:val="ar_AE" w:bidi="ar_AE"/>
-        </w:rPr>
-      </w:r>
-    </w:p>
-    <w:p>
-      <w:pPr>
-        <w:bidi/>
-      </w:pPr>
-      <w:r>
-        <w:rPr>
+          <w:rtl/>
+          <w:cs/>
+          <w:lang w:val="ar_AE" w:bidi="ar_AE"/>
+        </w:rPr>
+      </w:r>
+      <w:r>
+        <w:rPr>
+          <w:rtl/>
+          <w:cs/>
+          <w:lang w:val="ar_AE" w:bidi="ar_AE"/>
+        </w:rPr>
+      </w:r>
+    </w:p>
+    <w:p>
+      <w:pPr>
+        <w:bidi/>
+      </w:pPr>
+      <w:r>
+        <w:rPr>
+          <w:rtl/>
+          <w:cs/>
           <w:lang w:val="ar_AE" w:bidi="ar_AE"/>
         </w:rPr>
       </w:r>
@@ -1433,28 +1793,36 @@
       </w:pPr>
       <w:r>
         <w:rPr>
+          <w:rtl/>
+          <w:cs/>
           <w:lang w:val="ar_AE" w:bidi="ar_AE"/>
         </w:rPr>
         <w:t>راعوث ٢: ٨</w:t>
       </w:r>
       <w:r>
         <w:rPr>
-          <w:lang w:val="ar_AE" w:bidi="ar_AE"/>
-        </w:rPr>
-      </w:r>
-    </w:p>
-    <w:p>
-      <w:pPr>
-        <w:bidi/>
-      </w:pPr>
-      <w:r>
-        <w:rPr>
+          <w:rtl/>
+          <w:cs/>
+          <w:lang w:val="ar_AE" w:bidi="ar_AE"/>
+        </w:rPr>
+      </w:r>
+    </w:p>
+    <w:p>
+      <w:pPr>
+        <w:bidi/>
+      </w:pPr>
+      <w:r>
+        <w:rPr>
+          <w:rtl/>
+          <w:cs/>
           <w:lang w:val="ar_AE" w:bidi="ar_AE"/>
         </w:rPr>
       </w:r>
       <w:r>
         <w:rPr>
           <w:b/>
+          <w:rtl/>
+          <w:cs/>
           <w:lang w:val="ar_AE" w:bidi="ar_AE"/>
         </w:rPr>
         <w:t>ما التعليمات التي قدمها بوعز لراعوث بشأن التقاط الحصاد؟</w:t>
@@ -1466,32 +1834,42 @@
       </w:pPr>
       <w:r>
         <w:rPr>
-          <w:lang w:val="ar_AE" w:bidi="ar_AE"/>
-        </w:rPr>
-      </w:r>
-      <w:r>
-        <w:rPr>
+          <w:rtl/>
+          <w:cs/>
+          <w:lang w:val="ar_AE" w:bidi="ar_AE"/>
+        </w:rPr>
+      </w:r>
+      <w:r>
+        <w:rPr>
+          <w:rtl/>
+          <w:cs/>
           <w:lang w:val="ar_AE" w:bidi="ar_AE"/>
         </w:rPr>
         <w:t>أخبر بوعز راعوث ألا تغادر حقله، بل تبقى وتعمل في حقله مع الفتيات العاملات لديه.</w:t>
       </w:r>
       <w:r>
         <w:rPr>
-          <w:lang w:val="ar_AE" w:bidi="ar_AE"/>
-        </w:rPr>
-      </w:r>
-      <w:r>
-        <w:rPr>
-          <w:lang w:val="ar_AE" w:bidi="ar_AE"/>
-        </w:rPr>
-      </w:r>
-    </w:p>
-    <w:p>
-      <w:pPr>
-        <w:bidi/>
-      </w:pPr>
-      <w:r>
-        <w:rPr>
+          <w:rtl/>
+          <w:cs/>
+          <w:lang w:val="ar_AE" w:bidi="ar_AE"/>
+        </w:rPr>
+      </w:r>
+      <w:r>
+        <w:rPr>
+          <w:rtl/>
+          <w:cs/>
+          <w:lang w:val="ar_AE" w:bidi="ar_AE"/>
+        </w:rPr>
+      </w:r>
+    </w:p>
+    <w:p>
+      <w:pPr>
+        <w:bidi/>
+      </w:pPr>
+      <w:r>
+        <w:rPr>
+          <w:rtl/>
+          <w:cs/>
           <w:lang w:val="ar_AE" w:bidi="ar_AE"/>
         </w:rPr>
       </w:r>
@@ -1503,28 +1881,36 @@
       </w:pPr>
       <w:r>
         <w:rPr>
+          <w:rtl/>
+          <w:cs/>
           <w:lang w:val="ar_AE" w:bidi="ar_AE"/>
         </w:rPr>
         <w:t>راعوث ٢: ١٠</w:t>
       </w:r>
       <w:r>
         <w:rPr>
-          <w:lang w:val="ar_AE" w:bidi="ar_AE"/>
-        </w:rPr>
-      </w:r>
-    </w:p>
-    <w:p>
-      <w:pPr>
-        <w:bidi/>
-      </w:pPr>
-      <w:r>
-        <w:rPr>
+          <w:rtl/>
+          <w:cs/>
+          <w:lang w:val="ar_AE" w:bidi="ar_AE"/>
+        </w:rPr>
+      </w:r>
+    </w:p>
+    <w:p>
+      <w:pPr>
+        <w:bidi/>
+      </w:pPr>
+      <w:r>
+        <w:rPr>
+          <w:rtl/>
+          <w:cs/>
           <w:lang w:val="ar_AE" w:bidi="ar_AE"/>
         </w:rPr>
       </w:r>
       <w:r>
         <w:rPr>
           <w:b/>
+          <w:rtl/>
+          <w:cs/>
           <w:lang w:val="ar_AE" w:bidi="ar_AE"/>
         </w:rPr>
         <w:t>بعد تلقي التعليمات المناسبة، ما السؤال الذي طرحته راعوث على بوعز؟</w:t>
@@ -1536,32 +1922,42 @@
       </w:pPr>
       <w:r>
         <w:rPr>
-          <w:lang w:val="ar_AE" w:bidi="ar_AE"/>
-        </w:rPr>
-      </w:r>
-      <w:r>
-        <w:rPr>
+          <w:rtl/>
+          <w:cs/>
+          <w:lang w:val="ar_AE" w:bidi="ar_AE"/>
+        </w:rPr>
+      </w:r>
+      <w:r>
+        <w:rPr>
+          <w:rtl/>
+          <w:cs/>
           <w:lang w:val="ar_AE" w:bidi="ar_AE"/>
         </w:rPr>
         <w:t>سألت بوعَز كيف وجدت نعمة في عينيه.</w:t>
       </w:r>
       <w:r>
         <w:rPr>
-          <w:lang w:val="ar_AE" w:bidi="ar_AE"/>
-        </w:rPr>
-      </w:r>
-      <w:r>
-        <w:rPr>
-          <w:lang w:val="ar_AE" w:bidi="ar_AE"/>
-        </w:rPr>
-      </w:r>
-    </w:p>
-    <w:p>
-      <w:pPr>
-        <w:bidi/>
-      </w:pPr>
-      <w:r>
-        <w:rPr>
+          <w:rtl/>
+          <w:cs/>
+          <w:lang w:val="ar_AE" w:bidi="ar_AE"/>
+        </w:rPr>
+      </w:r>
+      <w:r>
+        <w:rPr>
+          <w:rtl/>
+          <w:cs/>
+          <w:lang w:val="ar_AE" w:bidi="ar_AE"/>
+        </w:rPr>
+      </w:r>
+    </w:p>
+    <w:p>
+      <w:pPr>
+        <w:bidi/>
+      </w:pPr>
+      <w:r>
+        <w:rPr>
+          <w:rtl/>
+          <w:cs/>
           <w:lang w:val="ar_AE" w:bidi="ar_AE"/>
         </w:rPr>
       </w:r>
@@ -1573,28 +1969,36 @@
       </w:pPr>
       <w:r>
         <w:rPr>
+          <w:rtl/>
+          <w:cs/>
           <w:lang w:val="ar_AE" w:bidi="ar_AE"/>
         </w:rPr>
         <w:t>راعوث ٢: ١١</w:t>
       </w:r>
       <w:r>
         <w:rPr>
-          <w:lang w:val="ar_AE" w:bidi="ar_AE"/>
-        </w:rPr>
-      </w:r>
-    </w:p>
-    <w:p>
-      <w:pPr>
-        <w:bidi/>
-      </w:pPr>
-      <w:r>
-        <w:rPr>
+          <w:rtl/>
+          <w:cs/>
+          <w:lang w:val="ar_AE" w:bidi="ar_AE"/>
+        </w:rPr>
+      </w:r>
+    </w:p>
+    <w:p>
+      <w:pPr>
+        <w:bidi/>
+      </w:pPr>
+      <w:r>
+        <w:rPr>
+          <w:rtl/>
+          <w:cs/>
           <w:lang w:val="ar_AE" w:bidi="ar_AE"/>
         </w:rPr>
       </w:r>
       <w:r>
         <w:rPr>
           <w:b/>
+          <w:rtl/>
+          <w:cs/>
           <w:lang w:val="ar_AE" w:bidi="ar_AE"/>
         </w:rPr>
         <w:t>ما هو التقرير الجيد الذي سمعه بوعَز عن رَاعوث؟</w:t>
@@ -1606,11 +2010,15 @@
       </w:pPr>
       <w:r>
         <w:rPr>
-          <w:lang w:val="ar_AE" w:bidi="ar_AE"/>
-        </w:rPr>
-      </w:r>
-      <w:r>
-        <w:rPr>
+          <w:rtl/>
+          <w:cs/>
+          <w:lang w:val="ar_AE" w:bidi="ar_AE"/>
+        </w:rPr>
+      </w:r>
+      <w:r>
+        <w:rPr>
+          <w:rtl/>
+          <w:cs/>
           <w:lang w:val="ar_AE" w:bidi="ar_AE"/>
         </w:rPr>
         <w:t>سمع أن رَاعوث غادرت وطنها لتتبع نعْمِيَ.</w:t>
@@ -1622,26 +2030,34 @@
       </w:pPr>
       <w:r>
         <w:rPr>
-          <w:lang w:val="ar_AE" w:bidi="ar_AE"/>
-        </w:rPr>
-      </w:r>
-      <w:r>
-        <w:rPr>
-          <w:lang w:val="ar_AE" w:bidi="ar_AE"/>
-        </w:rPr>
-      </w:r>
-      <w:r>
-        <w:rPr>
-          <w:lang w:val="ar_AE" w:bidi="ar_AE"/>
-        </w:rPr>
-      </w:r>
-    </w:p>
-    <w:p>
-      <w:pPr>
-        <w:bidi/>
-      </w:pPr>
-      <w:r>
-        <w:rPr>
+          <w:rtl/>
+          <w:cs/>
+          <w:lang w:val="ar_AE" w:bidi="ar_AE"/>
+        </w:rPr>
+      </w:r>
+      <w:r>
+        <w:rPr>
+          <w:rtl/>
+          <w:cs/>
+          <w:lang w:val="ar_AE" w:bidi="ar_AE"/>
+        </w:rPr>
+      </w:r>
+      <w:r>
+        <w:rPr>
+          <w:rtl/>
+          <w:cs/>
+          <w:lang w:val="ar_AE" w:bidi="ar_AE"/>
+        </w:rPr>
+      </w:r>
+    </w:p>
+    <w:p>
+      <w:pPr>
+        <w:bidi/>
+      </w:pPr>
+      <w:r>
+        <w:rPr>
+          <w:rtl/>
+          <w:cs/>
           <w:lang w:val="ar_AE" w:bidi="ar_AE"/>
         </w:rPr>
       </w:r>
@@ -1653,28 +2069,36 @@
       </w:pPr>
       <w:r>
         <w:rPr>
+          <w:rtl/>
+          <w:cs/>
           <w:lang w:val="ar_AE" w:bidi="ar_AE"/>
         </w:rPr>
         <w:t>راعوث ٢:١٢</w:t>
       </w:r>
       <w:r>
         <w:rPr>
-          <w:lang w:val="ar_AE" w:bidi="ar_AE"/>
-        </w:rPr>
-      </w:r>
-    </w:p>
-    <w:p>
-      <w:pPr>
-        <w:bidi/>
-      </w:pPr>
-      <w:r>
-        <w:rPr>
+          <w:rtl/>
+          <w:cs/>
+          <w:lang w:val="ar_AE" w:bidi="ar_AE"/>
+        </w:rPr>
+      </w:r>
+    </w:p>
+    <w:p>
+      <w:pPr>
+        <w:bidi/>
+      </w:pPr>
+      <w:r>
+        <w:rPr>
+          <w:rtl/>
+          <w:cs/>
           <w:lang w:val="ar_AE" w:bidi="ar_AE"/>
         </w:rPr>
       </w:r>
       <w:r>
         <w:rPr>
           <w:b/>
+          <w:rtl/>
+          <w:cs/>
           <w:lang w:val="ar_AE" w:bidi="ar_AE"/>
         </w:rPr>
         <w:t>تحت أجنحة من قال بوعَز إن رَاعوث وجدت ملجأ؟</w:t>
@@ -1686,32 +2110,42 @@
       </w:pPr>
       <w:r>
         <w:rPr>
-          <w:lang w:val="ar_AE" w:bidi="ar_AE"/>
-        </w:rPr>
-      </w:r>
-      <w:r>
-        <w:rPr>
+          <w:rtl/>
+          <w:cs/>
+          <w:lang w:val="ar_AE" w:bidi="ar_AE"/>
+        </w:rPr>
+      </w:r>
+      <w:r>
+        <w:rPr>
+          <w:rtl/>
+          <w:cs/>
           <w:lang w:val="ar_AE" w:bidi="ar_AE"/>
         </w:rPr>
         <w:t>قال إن رَاعوث وجدت ملجأ تحت حماية الرب.</w:t>
       </w:r>
       <w:r>
         <w:rPr>
-          <w:lang w:val="ar_AE" w:bidi="ar_AE"/>
-        </w:rPr>
-      </w:r>
-      <w:r>
-        <w:rPr>
-          <w:lang w:val="ar_AE" w:bidi="ar_AE"/>
-        </w:rPr>
-      </w:r>
-    </w:p>
-    <w:p>
-      <w:pPr>
-        <w:bidi/>
-      </w:pPr>
-      <w:r>
-        <w:rPr>
+          <w:rtl/>
+          <w:cs/>
+          <w:lang w:val="ar_AE" w:bidi="ar_AE"/>
+        </w:rPr>
+      </w:r>
+      <w:r>
+        <w:rPr>
+          <w:rtl/>
+          <w:cs/>
+          <w:lang w:val="ar_AE" w:bidi="ar_AE"/>
+        </w:rPr>
+      </w:r>
+    </w:p>
+    <w:p>
+      <w:pPr>
+        <w:bidi/>
+      </w:pPr>
+      <w:r>
+        <w:rPr>
+          <w:rtl/>
+          <w:cs/>
           <w:lang w:val="ar_AE" w:bidi="ar_AE"/>
         </w:rPr>
       </w:r>
@@ -1723,28 +2157,36 @@
       </w:pPr>
       <w:r>
         <w:rPr>
+          <w:rtl/>
+          <w:cs/>
           <w:lang w:val="ar_AE" w:bidi="ar_AE"/>
         </w:rPr>
         <w:t>راعوث ٢: ١٥</w:t>
       </w:r>
       <w:r>
         <w:rPr>
-          <w:lang w:val="ar_AE" w:bidi="ar_AE"/>
-        </w:rPr>
-      </w:r>
-    </w:p>
-    <w:p>
-      <w:pPr>
-        <w:bidi/>
-      </w:pPr>
-      <w:r>
-        <w:rPr>
+          <w:rtl/>
+          <w:cs/>
+          <w:lang w:val="ar_AE" w:bidi="ar_AE"/>
+        </w:rPr>
+      </w:r>
+    </w:p>
+    <w:p>
+      <w:pPr>
+        <w:bidi/>
+      </w:pPr>
+      <w:r>
+        <w:rPr>
+          <w:rtl/>
+          <w:cs/>
           <w:lang w:val="ar_AE" w:bidi="ar_AE"/>
         </w:rPr>
       </w:r>
       <w:r>
         <w:rPr>
           <w:b/>
+          <w:rtl/>
+          <w:cs/>
           <w:lang w:val="ar_AE" w:bidi="ar_AE"/>
         </w:rPr>
         <w:t>ما الفضل الإضافي الذي أبداه بوعَز لراعوث عندما عادوا إلى العمل بعد وقت تناول الطعام؟</w:t>
@@ -1756,32 +2198,42 @@
       </w:pPr>
       <w:r>
         <w:rPr>
-          <w:lang w:val="ar_AE" w:bidi="ar_AE"/>
-        </w:rPr>
-      </w:r>
-      <w:r>
-        <w:rPr>
+          <w:rtl/>
+          <w:cs/>
+          <w:lang w:val="ar_AE" w:bidi="ar_AE"/>
+        </w:rPr>
+      </w:r>
+      <w:r>
+        <w:rPr>
+          <w:rtl/>
+          <w:cs/>
           <w:lang w:val="ar_AE" w:bidi="ar_AE"/>
         </w:rPr>
         <w:t>سُمح لراعوث أن تلتقط بين الحزم.</w:t>
       </w:r>
       <w:r>
         <w:rPr>
-          <w:lang w:val="ar_AE" w:bidi="ar_AE"/>
-        </w:rPr>
-      </w:r>
-      <w:r>
-        <w:rPr>
-          <w:lang w:val="ar_AE" w:bidi="ar_AE"/>
-        </w:rPr>
-      </w:r>
-    </w:p>
-    <w:p>
-      <w:pPr>
-        <w:bidi/>
-      </w:pPr>
-      <w:r>
-        <w:rPr>
+          <w:rtl/>
+          <w:cs/>
+          <w:lang w:val="ar_AE" w:bidi="ar_AE"/>
+        </w:rPr>
+      </w:r>
+      <w:r>
+        <w:rPr>
+          <w:rtl/>
+          <w:cs/>
+          <w:lang w:val="ar_AE" w:bidi="ar_AE"/>
+        </w:rPr>
+      </w:r>
+    </w:p>
+    <w:p>
+      <w:pPr>
+        <w:bidi/>
+      </w:pPr>
+      <w:r>
+        <w:rPr>
+          <w:rtl/>
+          <w:cs/>
           <w:lang w:val="ar_AE" w:bidi="ar_AE"/>
         </w:rPr>
       </w:r>
@@ -1793,28 +2245,36 @@
       </w:pPr>
       <w:r>
         <w:rPr>
+          <w:rtl/>
+          <w:cs/>
           <w:lang w:val="ar_AE" w:bidi="ar_AE"/>
         </w:rPr>
         <w:t>راعوث ٢: ١٦</w:t>
       </w:r>
       <w:r>
         <w:rPr>
-          <w:lang w:val="ar_AE" w:bidi="ar_AE"/>
-        </w:rPr>
-      </w:r>
-    </w:p>
-    <w:p>
-      <w:pPr>
-        <w:bidi/>
-      </w:pPr>
-      <w:r>
-        <w:rPr>
+          <w:rtl/>
+          <w:cs/>
+          <w:lang w:val="ar_AE" w:bidi="ar_AE"/>
+        </w:rPr>
+      </w:r>
+    </w:p>
+    <w:p>
+      <w:pPr>
+        <w:bidi/>
+      </w:pPr>
+      <w:r>
+        <w:rPr>
+          <w:rtl/>
+          <w:cs/>
           <w:lang w:val="ar_AE" w:bidi="ar_AE"/>
         </w:rPr>
       </w:r>
       <w:r>
         <w:rPr>
           <w:b/>
+          <w:rtl/>
+          <w:cs/>
           <w:lang w:val="ar_AE" w:bidi="ar_AE"/>
         </w:rPr>
         <w:t>ماذا طلب بوعَز من حصاديه أن يفعلوا لرَاعوث؟</w:t>
@@ -1826,32 +2286,42 @@
       </w:pPr>
       <w:r>
         <w:rPr>
-          <w:lang w:val="ar_AE" w:bidi="ar_AE"/>
-        </w:rPr>
-      </w:r>
-      <w:r>
-        <w:rPr>
+          <w:rtl/>
+          <w:cs/>
+          <w:lang w:val="ar_AE" w:bidi="ar_AE"/>
+        </w:rPr>
+      </w:r>
+      <w:r>
+        <w:rPr>
+          <w:rtl/>
+          <w:cs/>
           <w:lang w:val="ar_AE" w:bidi="ar_AE"/>
         </w:rPr>
         <w:t>أمر الحصادين بأن يسحبوا بعض السنابل من الحزم ويتركوها لراعوث.</w:t>
       </w:r>
       <w:r>
         <w:rPr>
-          <w:lang w:val="ar_AE" w:bidi="ar_AE"/>
-        </w:rPr>
-      </w:r>
-      <w:r>
-        <w:rPr>
-          <w:lang w:val="ar_AE" w:bidi="ar_AE"/>
-        </w:rPr>
-      </w:r>
-    </w:p>
-    <w:p>
-      <w:pPr>
-        <w:bidi/>
-      </w:pPr>
-      <w:r>
-        <w:rPr>
+          <w:rtl/>
+          <w:cs/>
+          <w:lang w:val="ar_AE" w:bidi="ar_AE"/>
+        </w:rPr>
+      </w:r>
+      <w:r>
+        <w:rPr>
+          <w:rtl/>
+          <w:cs/>
+          <w:lang w:val="ar_AE" w:bidi="ar_AE"/>
+        </w:rPr>
+      </w:r>
+    </w:p>
+    <w:p>
+      <w:pPr>
+        <w:bidi/>
+      </w:pPr>
+      <w:r>
+        <w:rPr>
+          <w:rtl/>
+          <w:cs/>
           <w:lang w:val="ar_AE" w:bidi="ar_AE"/>
         </w:rPr>
       </w:r>
@@ -1863,28 +2333,36 @@
       </w:pPr>
       <w:r>
         <w:rPr>
+          <w:rtl/>
+          <w:cs/>
           <w:lang w:val="ar_AE" w:bidi="ar_AE"/>
         </w:rPr>
         <w:t>راعوث ٢: ١٩</w:t>
       </w:r>
       <w:r>
         <w:rPr>
-          <w:lang w:val="ar_AE" w:bidi="ar_AE"/>
-        </w:rPr>
-      </w:r>
-    </w:p>
-    <w:p>
-      <w:pPr>
-        <w:bidi/>
-      </w:pPr>
-      <w:r>
-        <w:rPr>
+          <w:rtl/>
+          <w:cs/>
+          <w:lang w:val="ar_AE" w:bidi="ar_AE"/>
+        </w:rPr>
+      </w:r>
+    </w:p>
+    <w:p>
+      <w:pPr>
+        <w:bidi/>
+      </w:pPr>
+      <w:r>
+        <w:rPr>
+          <w:rtl/>
+          <w:cs/>
           <w:lang w:val="ar_AE" w:bidi="ar_AE"/>
         </w:rPr>
       </w:r>
       <w:r>
         <w:rPr>
           <w:b/>
+          <w:rtl/>
+          <w:cs/>
           <w:lang w:val="ar_AE" w:bidi="ar_AE"/>
         </w:rPr>
         <w:t>عندما رأت نعمي كمية الحبوب الكبيرة التي جلبتها راعوث، ما السؤال الذي طرحته على راعوث؟</w:t>
@@ -1896,32 +2374,42 @@
       </w:pPr>
       <w:r>
         <w:rPr>
-          <w:lang w:val="ar_AE" w:bidi="ar_AE"/>
-        </w:rPr>
-      </w:r>
-      <w:r>
-        <w:rPr>
+          <w:rtl/>
+          <w:cs/>
+          <w:lang w:val="ar_AE" w:bidi="ar_AE"/>
+        </w:rPr>
+      </w:r>
+      <w:r>
+        <w:rPr>
+          <w:rtl/>
+          <w:cs/>
           <w:lang w:val="ar_AE" w:bidi="ar_AE"/>
         </w:rPr>
         <w:t>سألتها عن المكان الذي التقطت فيه رَاعوث ذلك اليوم.</w:t>
       </w:r>
       <w:r>
         <w:rPr>
-          <w:lang w:val="ar_AE" w:bidi="ar_AE"/>
-        </w:rPr>
-      </w:r>
-      <w:r>
-        <w:rPr>
-          <w:lang w:val="ar_AE" w:bidi="ar_AE"/>
-        </w:rPr>
-      </w:r>
-    </w:p>
-    <w:p>
-      <w:pPr>
-        <w:bidi/>
-      </w:pPr>
-      <w:r>
-        <w:rPr>
+          <w:rtl/>
+          <w:cs/>
+          <w:lang w:val="ar_AE" w:bidi="ar_AE"/>
+        </w:rPr>
+      </w:r>
+      <w:r>
+        <w:rPr>
+          <w:rtl/>
+          <w:cs/>
+          <w:lang w:val="ar_AE" w:bidi="ar_AE"/>
+        </w:rPr>
+      </w:r>
+    </w:p>
+    <w:p>
+      <w:pPr>
+        <w:bidi/>
+      </w:pPr>
+      <w:r>
+        <w:rPr>
+          <w:rtl/>
+          <w:cs/>
           <w:lang w:val="ar_AE" w:bidi="ar_AE"/>
         </w:rPr>
       </w:r>
@@ -1933,28 +2421,36 @@
       </w:pPr>
       <w:r>
         <w:rPr>
+          <w:rtl/>
+          <w:cs/>
           <w:lang w:val="ar_AE" w:bidi="ar_AE"/>
         </w:rPr>
         <w:t>راعوث ٢: ٢٠</w:t>
       </w:r>
       <w:r>
         <w:rPr>
-          <w:lang w:val="ar_AE" w:bidi="ar_AE"/>
-        </w:rPr>
-      </w:r>
-    </w:p>
-    <w:p>
-      <w:pPr>
-        <w:bidi/>
-      </w:pPr>
-      <w:r>
-        <w:rPr>
+          <w:rtl/>
+          <w:cs/>
+          <w:lang w:val="ar_AE" w:bidi="ar_AE"/>
+        </w:rPr>
+      </w:r>
+    </w:p>
+    <w:p>
+      <w:pPr>
+        <w:bidi/>
+      </w:pPr>
+      <w:r>
+        <w:rPr>
+          <w:rtl/>
+          <w:cs/>
           <w:lang w:val="ar_AE" w:bidi="ar_AE"/>
         </w:rPr>
       </w:r>
       <w:r>
         <w:rPr>
           <w:b/>
+          <w:rtl/>
+          <w:cs/>
           <w:lang w:val="ar_AE" w:bidi="ar_AE"/>
         </w:rPr>
         <w:t>ما هي البركة التي باركت نعمي بها بوعز عندما علمت أن بوعز قد ساعد راعوث؟</w:t>
@@ -1966,44 +2462,58 @@
       </w:pPr>
       <w:r>
         <w:rPr>
-          <w:lang w:val="ar_AE" w:bidi="ar_AE"/>
-        </w:rPr>
-      </w:r>
-      <w:r>
-        <w:rPr>
+          <w:rtl/>
+          <w:cs/>
+          <w:lang w:val="ar_AE" w:bidi="ar_AE"/>
+        </w:rPr>
+      </w:r>
+      <w:r>
+        <w:rPr>
+          <w:rtl/>
+          <w:cs/>
           <w:lang w:val="ar_AE" w:bidi="ar_AE"/>
         </w:rPr>
         <w:t>قالت: "</w:t>
       </w:r>
       <w:r>
         <w:rPr>
+          <w:rtl/>
+          <w:cs/>
           <w:lang w:val="ar_AE" w:bidi="ar_AE"/>
         </w:rPr>
         <w:t>مُبَارَكٌ هُوَ مِنَ ٱلرَّبِّ</w:t>
       </w:r>
       <w:r>
         <w:rPr>
+          <w:rtl/>
+          <w:cs/>
           <w:lang w:val="ar_AE" w:bidi="ar_AE"/>
         </w:rPr>
         <w:t>"</w:t>
       </w:r>
       <w:r>
         <w:rPr>
-          <w:lang w:val="ar_AE" w:bidi="ar_AE"/>
-        </w:rPr>
-      </w:r>
-      <w:r>
-        <w:rPr>
-          <w:lang w:val="ar_AE" w:bidi="ar_AE"/>
-        </w:rPr>
-      </w:r>
-    </w:p>
-    <w:p>
-      <w:pPr>
-        <w:bidi/>
-      </w:pPr>
-      <w:r>
-        <w:rPr>
+          <w:rtl/>
+          <w:cs/>
+          <w:lang w:val="ar_AE" w:bidi="ar_AE"/>
+        </w:rPr>
+      </w:r>
+      <w:r>
+        <w:rPr>
+          <w:rtl/>
+          <w:cs/>
+          <w:lang w:val="ar_AE" w:bidi="ar_AE"/>
+        </w:rPr>
+      </w:r>
+    </w:p>
+    <w:p>
+      <w:pPr>
+        <w:bidi/>
+      </w:pPr>
+      <w:r>
+        <w:rPr>
+          <w:rtl/>
+          <w:cs/>
           <w:lang w:val="ar_AE" w:bidi="ar_AE"/>
         </w:rPr>
       </w:r>
@@ -2015,28 +2525,36 @@
       </w:pPr>
       <w:r>
         <w:rPr>
+          <w:rtl/>
+          <w:cs/>
           <w:lang w:val="ar_AE" w:bidi="ar_AE"/>
         </w:rPr>
         <w:t>راعوث ٢: ٢٢</w:t>
       </w:r>
       <w:r>
         <w:rPr>
-          <w:lang w:val="ar_AE" w:bidi="ar_AE"/>
-        </w:rPr>
-      </w:r>
-    </w:p>
-    <w:p>
-      <w:pPr>
-        <w:bidi/>
-      </w:pPr>
-      <w:r>
-        <w:rPr>
+          <w:rtl/>
+          <w:cs/>
+          <w:lang w:val="ar_AE" w:bidi="ar_AE"/>
+        </w:rPr>
+      </w:r>
+    </w:p>
+    <w:p>
+      <w:pPr>
+        <w:bidi/>
+      </w:pPr>
+      <w:r>
+        <w:rPr>
+          <w:rtl/>
+          <w:cs/>
           <w:lang w:val="ar_AE" w:bidi="ar_AE"/>
         </w:rPr>
       </w:r>
       <w:r>
         <w:rPr>
           <w:b/>
+          <w:rtl/>
+          <w:cs/>
           <w:lang w:val="ar_AE" w:bidi="ar_AE"/>
         </w:rPr>
         <w:t>لماذا اعتقدت نُعْمِي أنه من الجيد لراعوث أن تعمل مع الفتيات لدى بوعَز؟</w:t>
@@ -2048,32 +2566,42 @@
       </w:pPr>
       <w:r>
         <w:rPr>
-          <w:lang w:val="ar_AE" w:bidi="ar_AE"/>
-        </w:rPr>
-      </w:r>
-      <w:r>
-        <w:rPr>
+          <w:rtl/>
+          <w:cs/>
+          <w:lang w:val="ar_AE" w:bidi="ar_AE"/>
+        </w:rPr>
+      </w:r>
+      <w:r>
+        <w:rPr>
+          <w:rtl/>
+          <w:cs/>
           <w:lang w:val="ar_AE" w:bidi="ar_AE"/>
         </w:rPr>
         <w:t>بذلك، لن تتعرض راعوث للأذى في أي حقل آخر.</w:t>
       </w:r>
       <w:r>
         <w:rPr>
-          <w:lang w:val="ar_AE" w:bidi="ar_AE"/>
-        </w:rPr>
-      </w:r>
-      <w:r>
-        <w:rPr>
-          <w:lang w:val="ar_AE" w:bidi="ar_AE"/>
-        </w:rPr>
-      </w:r>
-    </w:p>
-    <w:p>
-      <w:pPr>
-        <w:bidi/>
-      </w:pPr>
-      <w:r>
-        <w:rPr>
+          <w:rtl/>
+          <w:cs/>
+          <w:lang w:val="ar_AE" w:bidi="ar_AE"/>
+        </w:rPr>
+      </w:r>
+      <w:r>
+        <w:rPr>
+          <w:rtl/>
+          <w:cs/>
+          <w:lang w:val="ar_AE" w:bidi="ar_AE"/>
+        </w:rPr>
+      </w:r>
+    </w:p>
+    <w:p>
+      <w:pPr>
+        <w:bidi/>
+      </w:pPr>
+      <w:r>
+        <w:rPr>
+          <w:rtl/>
+          <w:cs/>
           <w:lang w:val="ar_AE" w:bidi="ar_AE"/>
         </w:rPr>
       </w:r>
@@ -2085,28 +2613,36 @@
       </w:pPr>
       <w:r>
         <w:rPr>
+          <w:rtl/>
+          <w:cs/>
           <w:lang w:val="ar_AE" w:bidi="ar_AE"/>
         </w:rPr>
         <w:t>راعوث ٢: ٢٣</w:t>
       </w:r>
       <w:r>
         <w:rPr>
-          <w:lang w:val="ar_AE" w:bidi="ar_AE"/>
-        </w:rPr>
-      </w:r>
-    </w:p>
-    <w:p>
-      <w:pPr>
-        <w:bidi/>
-      </w:pPr>
-      <w:r>
-        <w:rPr>
+          <w:rtl/>
+          <w:cs/>
+          <w:lang w:val="ar_AE" w:bidi="ar_AE"/>
+        </w:rPr>
+      </w:r>
+    </w:p>
+    <w:p>
+      <w:pPr>
+        <w:bidi/>
+      </w:pPr>
+      <w:r>
+        <w:rPr>
+          <w:rtl/>
+          <w:cs/>
           <w:lang w:val="ar_AE" w:bidi="ar_AE"/>
         </w:rPr>
       </w:r>
       <w:r>
         <w:rPr>
           <w:b/>
+          <w:rtl/>
+          <w:cs/>
           <w:lang w:val="ar_AE" w:bidi="ar_AE"/>
         </w:rPr>
         <w:t>ماذا فعلت راعوث خلال فترة حصاد الشعير المتبقية؟</w:t>
@@ -2118,32 +2654,42 @@
       </w:pPr>
       <w:r>
         <w:rPr>
-          <w:lang w:val="ar_AE" w:bidi="ar_AE"/>
-        </w:rPr>
-      </w:r>
-      <w:r>
-        <w:rPr>
+          <w:rtl/>
+          <w:cs/>
+          <w:lang w:val="ar_AE" w:bidi="ar_AE"/>
+        </w:rPr>
+      </w:r>
+      <w:r>
+        <w:rPr>
+          <w:rtl/>
+          <w:cs/>
           <w:lang w:val="ar_AE" w:bidi="ar_AE"/>
         </w:rPr>
         <w:t>لقد لازمت فتيات بوعَز وسكنت مع حماتها.</w:t>
       </w:r>
       <w:r>
         <w:rPr>
-          <w:lang w:val="ar_AE" w:bidi="ar_AE"/>
-        </w:rPr>
-      </w:r>
-      <w:r>
-        <w:rPr>
-          <w:lang w:val="ar_AE" w:bidi="ar_AE"/>
-        </w:rPr>
-      </w:r>
-    </w:p>
-    <w:p>
-      <w:pPr>
-        <w:bidi/>
-      </w:pPr>
-      <w:r>
-        <w:rPr>
+          <w:rtl/>
+          <w:cs/>
+          <w:lang w:val="ar_AE" w:bidi="ar_AE"/>
+        </w:rPr>
+      </w:r>
+      <w:r>
+        <w:rPr>
+          <w:rtl/>
+          <w:cs/>
+          <w:lang w:val="ar_AE" w:bidi="ar_AE"/>
+        </w:rPr>
+      </w:r>
+    </w:p>
+    <w:p>
+      <w:pPr>
+        <w:bidi/>
+      </w:pPr>
+      <w:r>
+        <w:rPr>
+          <w:rtl/>
+          <w:cs/>
           <w:lang w:val="ar_AE" w:bidi="ar_AE"/>
         </w:rPr>
       </w:r>
@@ -2155,28 +2701,36 @@
       </w:pPr>
       <w:r>
         <w:rPr>
+          <w:rtl/>
+          <w:cs/>
           <w:lang w:val="ar_AE" w:bidi="ar_AE"/>
         </w:rPr>
         <w:t>راعوث ٣: ١</w:t>
       </w:r>
       <w:r>
         <w:rPr>
-          <w:lang w:val="ar_AE" w:bidi="ar_AE"/>
-        </w:rPr>
-      </w:r>
-    </w:p>
-    <w:p>
-      <w:pPr>
-        <w:bidi/>
-      </w:pPr>
-      <w:r>
-        <w:rPr>
+          <w:rtl/>
+          <w:cs/>
+          <w:lang w:val="ar_AE" w:bidi="ar_AE"/>
+        </w:rPr>
+      </w:r>
+    </w:p>
+    <w:p>
+      <w:pPr>
+        <w:bidi/>
+      </w:pPr>
+      <w:r>
+        <w:rPr>
+          <w:rtl/>
+          <w:cs/>
           <w:lang w:val="ar_AE" w:bidi="ar_AE"/>
         </w:rPr>
       </w:r>
       <w:r>
         <w:rPr>
           <w:b/>
+          <w:rtl/>
+          <w:cs/>
           <w:lang w:val="ar_AE" w:bidi="ar_AE"/>
         </w:rPr>
         <w:t>ماذا قالت نُعْمِي عن رغبتها لراعوث؟</w:t>
@@ -2188,11 +2742,15 @@
       </w:pPr>
       <w:r>
         <w:rPr>
-          <w:lang w:val="ar_AE" w:bidi="ar_AE"/>
-        </w:rPr>
-      </w:r>
-      <w:r>
-        <w:rPr>
+          <w:rtl/>
+          <w:cs/>
+          <w:lang w:val="ar_AE" w:bidi="ar_AE"/>
+        </w:rPr>
+      </w:r>
+      <w:r>
+        <w:rPr>
+          <w:rtl/>
+          <w:cs/>
           <w:lang w:val="ar_AE" w:bidi="ar_AE"/>
         </w:rPr>
         <w:t>كانت ترغب في أن تجد رَاعوث مكانًا للراحة، أي أن يكون لديها شخص يعاملها معاملة حسنة.</w:t>
@@ -2204,26 +2762,34 @@
       </w:pPr>
       <w:r>
         <w:rPr>
-          <w:lang w:val="ar_AE" w:bidi="ar_AE"/>
-        </w:rPr>
-      </w:r>
-      <w:r>
-        <w:rPr>
-          <w:lang w:val="ar_AE" w:bidi="ar_AE"/>
-        </w:rPr>
-      </w:r>
-      <w:r>
-        <w:rPr>
-          <w:lang w:val="ar_AE" w:bidi="ar_AE"/>
-        </w:rPr>
-      </w:r>
-    </w:p>
-    <w:p>
-      <w:pPr>
-        <w:bidi/>
-      </w:pPr>
-      <w:r>
-        <w:rPr>
+          <w:rtl/>
+          <w:cs/>
+          <w:lang w:val="ar_AE" w:bidi="ar_AE"/>
+        </w:rPr>
+      </w:r>
+      <w:r>
+        <w:rPr>
+          <w:rtl/>
+          <w:cs/>
+          <w:lang w:val="ar_AE" w:bidi="ar_AE"/>
+        </w:rPr>
+      </w:r>
+      <w:r>
+        <w:rPr>
+          <w:rtl/>
+          <w:cs/>
+          <w:lang w:val="ar_AE" w:bidi="ar_AE"/>
+        </w:rPr>
+      </w:r>
+    </w:p>
+    <w:p>
+      <w:pPr>
+        <w:bidi/>
+      </w:pPr>
+      <w:r>
+        <w:rPr>
+          <w:rtl/>
+          <w:cs/>
           <w:lang w:val="ar_AE" w:bidi="ar_AE"/>
         </w:rPr>
       </w:r>
@@ -2235,28 +2801,36 @@
       </w:pPr>
       <w:r>
         <w:rPr>
+          <w:rtl/>
+          <w:cs/>
           <w:lang w:val="ar_AE" w:bidi="ar_AE"/>
         </w:rPr>
         <w:t>راعوث ٣: ٣</w:t>
       </w:r>
       <w:r>
         <w:rPr>
-          <w:lang w:val="ar_AE" w:bidi="ar_AE"/>
-        </w:rPr>
-      </w:r>
-    </w:p>
-    <w:p>
-      <w:pPr>
-        <w:bidi/>
-      </w:pPr>
-      <w:r>
-        <w:rPr>
+          <w:rtl/>
+          <w:cs/>
+          <w:lang w:val="ar_AE" w:bidi="ar_AE"/>
+        </w:rPr>
+      </w:r>
+    </w:p>
+    <w:p>
+      <w:pPr>
+        <w:bidi/>
+      </w:pPr>
+      <w:r>
+        <w:rPr>
+          <w:rtl/>
+          <w:cs/>
           <w:lang w:val="ar_AE" w:bidi="ar_AE"/>
         </w:rPr>
       </w:r>
       <w:r>
         <w:rPr>
           <w:b/>
+          <w:rtl/>
+          <w:cs/>
           <w:lang w:val="ar_AE" w:bidi="ar_AE"/>
         </w:rPr>
         <w:t>ماذا طلبت نعمي من راعوث أن تفعل قبل الذهاب إلى البيدر؟</w:t>
@@ -2268,32 +2842,42 @@
       </w:pPr>
       <w:r>
         <w:rPr>
-          <w:lang w:val="ar_AE" w:bidi="ar_AE"/>
-        </w:rPr>
-      </w:r>
-      <w:r>
-        <w:rPr>
+          <w:rtl/>
+          <w:cs/>
+          <w:lang w:val="ar_AE" w:bidi="ar_AE"/>
+        </w:rPr>
+      </w:r>
+      <w:r>
+        <w:rPr>
+          <w:rtl/>
+          <w:cs/>
           <w:lang w:val="ar_AE" w:bidi="ar_AE"/>
         </w:rPr>
         <w:t>طلبت منها أن تغتسل وتتدهن وترتدي ثيابها.</w:t>
       </w:r>
       <w:r>
         <w:rPr>
-          <w:lang w:val="ar_AE" w:bidi="ar_AE"/>
-        </w:rPr>
-      </w:r>
-      <w:r>
-        <w:rPr>
-          <w:lang w:val="ar_AE" w:bidi="ar_AE"/>
-        </w:rPr>
-      </w:r>
-    </w:p>
-    <w:p>
-      <w:pPr>
-        <w:bidi/>
-      </w:pPr>
-      <w:r>
-        <w:rPr>
+          <w:rtl/>
+          <w:cs/>
+          <w:lang w:val="ar_AE" w:bidi="ar_AE"/>
+        </w:rPr>
+      </w:r>
+      <w:r>
+        <w:rPr>
+          <w:rtl/>
+          <w:cs/>
+          <w:lang w:val="ar_AE" w:bidi="ar_AE"/>
+        </w:rPr>
+      </w:r>
+    </w:p>
+    <w:p>
+      <w:pPr>
+        <w:bidi/>
+      </w:pPr>
+      <w:r>
+        <w:rPr>
+          <w:rtl/>
+          <w:cs/>
           <w:lang w:val="ar_AE" w:bidi="ar_AE"/>
         </w:rPr>
       </w:r>
@@ -2305,28 +2889,36 @@
       </w:pPr>
       <w:r>
         <w:rPr>
+          <w:rtl/>
+          <w:cs/>
           <w:lang w:val="ar_AE" w:bidi="ar_AE"/>
         </w:rPr>
         <w:t>راعوث ٣: ٤</w:t>
       </w:r>
       <w:r>
         <w:rPr>
-          <w:lang w:val="ar_AE" w:bidi="ar_AE"/>
-        </w:rPr>
-      </w:r>
-    </w:p>
-    <w:p>
-      <w:pPr>
-        <w:bidi/>
-      </w:pPr>
-      <w:r>
-        <w:rPr>
+          <w:rtl/>
+          <w:cs/>
+          <w:lang w:val="ar_AE" w:bidi="ar_AE"/>
+        </w:rPr>
+      </w:r>
+    </w:p>
+    <w:p>
+      <w:pPr>
+        <w:bidi/>
+      </w:pPr>
+      <w:r>
+        <w:rPr>
+          <w:rtl/>
+          <w:cs/>
           <w:lang w:val="ar_AE" w:bidi="ar_AE"/>
         </w:rPr>
       </w:r>
       <w:r>
         <w:rPr>
           <w:b/>
+          <w:rtl/>
+          <w:cs/>
           <w:lang w:val="ar_AE" w:bidi="ar_AE"/>
         </w:rPr>
         <w:t>ماذا كان يجب على راعوث أن تفعل عندما ذهبت إلى المكان الذي كان بوعز نائمًا فيه؟</w:t>
@@ -2338,32 +2930,42 @@
       </w:pPr>
       <w:r>
         <w:rPr>
-          <w:lang w:val="ar_AE" w:bidi="ar_AE"/>
-        </w:rPr>
-      </w:r>
-      <w:r>
-        <w:rPr>
+          <w:rtl/>
+          <w:cs/>
+          <w:lang w:val="ar_AE" w:bidi="ar_AE"/>
+        </w:rPr>
+      </w:r>
+      <w:r>
+        <w:rPr>
+          <w:rtl/>
+          <w:cs/>
           <w:lang w:val="ar_AE" w:bidi="ar_AE"/>
         </w:rPr>
         <w:t>كان عليها أن تكشف ناحية رجليه وتضطجع هناك.</w:t>
       </w:r>
       <w:r>
         <w:rPr>
-          <w:lang w:val="ar_AE" w:bidi="ar_AE"/>
-        </w:rPr>
-      </w:r>
-      <w:r>
-        <w:rPr>
-          <w:lang w:val="ar_AE" w:bidi="ar_AE"/>
-        </w:rPr>
-      </w:r>
-    </w:p>
-    <w:p>
-      <w:pPr>
-        <w:bidi/>
-      </w:pPr>
-      <w:r>
-        <w:rPr>
+          <w:rtl/>
+          <w:cs/>
+          <w:lang w:val="ar_AE" w:bidi="ar_AE"/>
+        </w:rPr>
+      </w:r>
+      <w:r>
+        <w:rPr>
+          <w:rtl/>
+          <w:cs/>
+          <w:lang w:val="ar_AE" w:bidi="ar_AE"/>
+        </w:rPr>
+      </w:r>
+    </w:p>
+    <w:p>
+      <w:pPr>
+        <w:bidi/>
+      </w:pPr>
+      <w:r>
+        <w:rPr>
+          <w:rtl/>
+          <w:cs/>
           <w:lang w:val="ar_AE" w:bidi="ar_AE"/>
         </w:rPr>
       </w:r>
@@ -2375,28 +2977,36 @@
       </w:pPr>
       <w:r>
         <w:rPr>
+          <w:rtl/>
+          <w:cs/>
           <w:lang w:val="ar_AE" w:bidi="ar_AE"/>
         </w:rPr>
         <w:t>راعوث ٣: ٥</w:t>
       </w:r>
       <w:r>
         <w:rPr>
-          <w:lang w:val="ar_AE" w:bidi="ar_AE"/>
-        </w:rPr>
-      </w:r>
-    </w:p>
-    <w:p>
-      <w:pPr>
-        <w:bidi/>
-      </w:pPr>
-      <w:r>
-        <w:rPr>
+          <w:rtl/>
+          <w:cs/>
+          <w:lang w:val="ar_AE" w:bidi="ar_AE"/>
+        </w:rPr>
+      </w:r>
+    </w:p>
+    <w:p>
+      <w:pPr>
+        <w:bidi/>
+      </w:pPr>
+      <w:r>
+        <w:rPr>
+          <w:rtl/>
+          <w:cs/>
           <w:lang w:val="ar_AE" w:bidi="ar_AE"/>
         </w:rPr>
       </w:r>
       <w:r>
         <w:rPr>
           <w:b/>
+          <w:rtl/>
+          <w:cs/>
           <w:lang w:val="ar_AE" w:bidi="ar_AE"/>
         </w:rPr>
         <w:t>ما هو موقف راعوث من تعليمات نعمي؟</w:t>
@@ -2408,32 +3018,42 @@
       </w:pPr>
       <w:r>
         <w:rPr>
-          <w:lang w:val="ar_AE" w:bidi="ar_AE"/>
-        </w:rPr>
-      </w:r>
-      <w:r>
-        <w:rPr>
+          <w:rtl/>
+          <w:cs/>
+          <w:lang w:val="ar_AE" w:bidi="ar_AE"/>
+        </w:rPr>
+      </w:r>
+      <w:r>
+        <w:rPr>
+          <w:rtl/>
+          <w:cs/>
           <w:lang w:val="ar_AE" w:bidi="ar_AE"/>
         </w:rPr>
         <w:t>قالت إنها ستصنع بكل ما طلبته منها نعمي.</w:t>
       </w:r>
       <w:r>
         <w:rPr>
-          <w:lang w:val="ar_AE" w:bidi="ar_AE"/>
-        </w:rPr>
-      </w:r>
-      <w:r>
-        <w:rPr>
-          <w:lang w:val="ar_AE" w:bidi="ar_AE"/>
-        </w:rPr>
-      </w:r>
-    </w:p>
-    <w:p>
-      <w:pPr>
-        <w:bidi/>
-      </w:pPr>
-      <w:r>
-        <w:rPr>
+          <w:rtl/>
+          <w:cs/>
+          <w:lang w:val="ar_AE" w:bidi="ar_AE"/>
+        </w:rPr>
+      </w:r>
+      <w:r>
+        <w:rPr>
+          <w:rtl/>
+          <w:cs/>
+          <w:lang w:val="ar_AE" w:bidi="ar_AE"/>
+        </w:rPr>
+      </w:r>
+    </w:p>
+    <w:p>
+      <w:pPr>
+        <w:bidi/>
+      </w:pPr>
+      <w:r>
+        <w:rPr>
+          <w:rtl/>
+          <w:cs/>
           <w:lang w:val="ar_AE" w:bidi="ar_AE"/>
         </w:rPr>
       </w:r>
@@ -2445,28 +3065,36 @@
       </w:pPr>
       <w:r>
         <w:rPr>
+          <w:rtl/>
+          <w:cs/>
           <w:lang w:val="ar_AE" w:bidi="ar_AE"/>
         </w:rPr>
         <w:t>راعوث ٣: ٨</w:t>
       </w:r>
       <w:r>
         <w:rPr>
-          <w:lang w:val="ar_AE" w:bidi="ar_AE"/>
-        </w:rPr>
-      </w:r>
-    </w:p>
-    <w:p>
-      <w:pPr>
-        <w:bidi/>
-      </w:pPr>
-      <w:r>
-        <w:rPr>
+          <w:rtl/>
+          <w:cs/>
+          <w:lang w:val="ar_AE" w:bidi="ar_AE"/>
+        </w:rPr>
+      </w:r>
+    </w:p>
+    <w:p>
+      <w:pPr>
+        <w:bidi/>
+      </w:pPr>
+      <w:r>
+        <w:rPr>
+          <w:rtl/>
+          <w:cs/>
           <w:lang w:val="ar_AE" w:bidi="ar_AE"/>
         </w:rPr>
       </w:r>
       <w:r>
         <w:rPr>
           <w:b/>
+          <w:rtl/>
+          <w:cs/>
           <w:lang w:val="ar_AE" w:bidi="ar_AE"/>
         </w:rPr>
         <w:t>بماذا تفاجأ بوعَز عند منتصف الليل؟</w:t>
@@ -2478,32 +3106,42 @@
       </w:pPr>
       <w:r>
         <w:rPr>
-          <w:lang w:val="ar_AE" w:bidi="ar_AE"/>
-        </w:rPr>
-      </w:r>
-      <w:r>
-        <w:rPr>
+          <w:rtl/>
+          <w:cs/>
+          <w:lang w:val="ar_AE" w:bidi="ar_AE"/>
+        </w:rPr>
+      </w:r>
+      <w:r>
+        <w:rPr>
+          <w:rtl/>
+          <w:cs/>
           <w:lang w:val="ar_AE" w:bidi="ar_AE"/>
         </w:rPr>
         <w:t>لقد تفاجأ عندما وجد امرأة مستلقية عند قدميه!</w:t>
       </w:r>
       <w:r>
         <w:rPr>
-          <w:lang w:val="ar_AE" w:bidi="ar_AE"/>
-        </w:rPr>
-      </w:r>
-      <w:r>
-        <w:rPr>
-          <w:lang w:val="ar_AE" w:bidi="ar_AE"/>
-        </w:rPr>
-      </w:r>
-    </w:p>
-    <w:p>
-      <w:pPr>
-        <w:bidi/>
-      </w:pPr>
-      <w:r>
-        <w:rPr>
+          <w:rtl/>
+          <w:cs/>
+          <w:lang w:val="ar_AE" w:bidi="ar_AE"/>
+        </w:rPr>
+      </w:r>
+      <w:r>
+        <w:rPr>
+          <w:rtl/>
+          <w:cs/>
+          <w:lang w:val="ar_AE" w:bidi="ar_AE"/>
+        </w:rPr>
+      </w:r>
+    </w:p>
+    <w:p>
+      <w:pPr>
+        <w:bidi/>
+      </w:pPr>
+      <w:r>
+        <w:rPr>
+          <w:rtl/>
+          <w:cs/>
           <w:lang w:val="ar_AE" w:bidi="ar_AE"/>
         </w:rPr>
       </w:r>
@@ -2515,28 +3153,36 @@
       </w:pPr>
       <w:r>
         <w:rPr>
+          <w:rtl/>
+          <w:cs/>
           <w:lang w:val="ar_AE" w:bidi="ar_AE"/>
         </w:rPr>
         <w:t>راعوث ٣: ٩</w:t>
       </w:r>
       <w:r>
         <w:rPr>
-          <w:lang w:val="ar_AE" w:bidi="ar_AE"/>
-        </w:rPr>
-      </w:r>
-    </w:p>
-    <w:p>
-      <w:pPr>
-        <w:bidi/>
-      </w:pPr>
-      <w:r>
-        <w:rPr>
+          <w:rtl/>
+          <w:cs/>
+          <w:lang w:val="ar_AE" w:bidi="ar_AE"/>
+        </w:rPr>
+      </w:r>
+    </w:p>
+    <w:p>
+      <w:pPr>
+        <w:bidi/>
+      </w:pPr>
+      <w:r>
+        <w:rPr>
+          <w:rtl/>
+          <w:cs/>
           <w:lang w:val="ar_AE" w:bidi="ar_AE"/>
         </w:rPr>
       </w:r>
       <w:r>
         <w:rPr>
           <w:b/>
+          <w:rtl/>
+          <w:cs/>
           <w:lang w:val="ar_AE" w:bidi="ar_AE"/>
         </w:rPr>
         <w:t>ماذا طلبت راعوث من بوعز؟</w:t>
@@ -2548,32 +3194,42 @@
       </w:pPr>
       <w:r>
         <w:rPr>
-          <w:lang w:val="ar_AE" w:bidi="ar_AE"/>
-        </w:rPr>
-      </w:r>
-      <w:r>
-        <w:rPr>
+          <w:rtl/>
+          <w:cs/>
+          <w:lang w:val="ar_AE" w:bidi="ar_AE"/>
+        </w:rPr>
+      </w:r>
+      <w:r>
+        <w:rPr>
+          <w:rtl/>
+          <w:cs/>
           <w:lang w:val="ar_AE" w:bidi="ar_AE"/>
         </w:rPr>
         <w:t>طلبت من بوعَز أن يبسط رداءه عليها، لأنه كان وليها.</w:t>
       </w:r>
       <w:r>
         <w:rPr>
-          <w:lang w:val="ar_AE" w:bidi="ar_AE"/>
-        </w:rPr>
-      </w:r>
-      <w:r>
-        <w:rPr>
-          <w:lang w:val="ar_AE" w:bidi="ar_AE"/>
-        </w:rPr>
-      </w:r>
-    </w:p>
-    <w:p>
-      <w:pPr>
-        <w:bidi/>
-      </w:pPr>
-      <w:r>
-        <w:rPr>
+          <w:rtl/>
+          <w:cs/>
+          <w:lang w:val="ar_AE" w:bidi="ar_AE"/>
+        </w:rPr>
+      </w:r>
+      <w:r>
+        <w:rPr>
+          <w:rtl/>
+          <w:cs/>
+          <w:lang w:val="ar_AE" w:bidi="ar_AE"/>
+        </w:rPr>
+      </w:r>
+    </w:p>
+    <w:p>
+      <w:pPr>
+        <w:bidi/>
+      </w:pPr>
+      <w:r>
+        <w:rPr>
+          <w:rtl/>
+          <w:cs/>
           <w:lang w:val="ar_AE" w:bidi="ar_AE"/>
         </w:rPr>
       </w:r>
@@ -2585,28 +3241,36 @@
       </w:pPr>
       <w:r>
         <w:rPr>
+          <w:rtl/>
+          <w:cs/>
           <w:lang w:val="ar_AE" w:bidi="ar_AE"/>
         </w:rPr>
         <w:t>راعوث 3: 10</w:t>
       </w:r>
       <w:r>
         <w:rPr>
-          <w:lang w:val="ar_AE" w:bidi="ar_AE"/>
-        </w:rPr>
-      </w:r>
-    </w:p>
-    <w:p>
-      <w:pPr>
-        <w:bidi/>
-      </w:pPr>
-      <w:r>
-        <w:rPr>
+          <w:rtl/>
+          <w:cs/>
+          <w:lang w:val="ar_AE" w:bidi="ar_AE"/>
+        </w:rPr>
+      </w:r>
+    </w:p>
+    <w:p>
+      <w:pPr>
+        <w:bidi/>
+      </w:pPr>
+      <w:r>
+        <w:rPr>
+          <w:rtl/>
+          <w:cs/>
           <w:lang w:val="ar_AE" w:bidi="ar_AE"/>
         </w:rPr>
       </w:r>
       <w:r>
         <w:rPr>
           <w:b/>
+          <w:rtl/>
+          <w:cs/>
           <w:lang w:val="ar_AE" w:bidi="ar_AE"/>
         </w:rPr>
         <w:t>لماذا طلب بوعَز أن يبارك الرب رَاعوث؟</w:t>
@@ -2618,32 +3282,42 @@
       </w:pPr>
       <w:r>
         <w:rPr>
-          <w:lang w:val="ar_AE" w:bidi="ar_AE"/>
-        </w:rPr>
-      </w:r>
-      <w:r>
-        <w:rPr>
+          <w:rtl/>
+          <w:cs/>
+          <w:lang w:val="ar_AE" w:bidi="ar_AE"/>
+        </w:rPr>
+      </w:r>
+      <w:r>
+        <w:rPr>
+          <w:rtl/>
+          <w:cs/>
           <w:lang w:val="ar_AE" w:bidi="ar_AE"/>
         </w:rPr>
         <w:t>بارك بوعَز رَاعوث لأنها اختارت المجيء إليه، وليّها القريب، بدلاً من السعي وراء الشبان.</w:t>
       </w:r>
       <w:r>
         <w:rPr>
-          <w:lang w:val="ar_AE" w:bidi="ar_AE"/>
-        </w:rPr>
-      </w:r>
-      <w:r>
-        <w:rPr>
-          <w:lang w:val="ar_AE" w:bidi="ar_AE"/>
-        </w:rPr>
-      </w:r>
-    </w:p>
-    <w:p>
-      <w:pPr>
-        <w:bidi/>
-      </w:pPr>
-      <w:r>
-        <w:rPr>
+          <w:rtl/>
+          <w:cs/>
+          <w:lang w:val="ar_AE" w:bidi="ar_AE"/>
+        </w:rPr>
+      </w:r>
+      <w:r>
+        <w:rPr>
+          <w:rtl/>
+          <w:cs/>
+          <w:lang w:val="ar_AE" w:bidi="ar_AE"/>
+        </w:rPr>
+      </w:r>
+    </w:p>
+    <w:p>
+      <w:pPr>
+        <w:bidi/>
+      </w:pPr>
+      <w:r>
+        <w:rPr>
+          <w:rtl/>
+          <w:cs/>
           <w:lang w:val="ar_AE" w:bidi="ar_AE"/>
         </w:rPr>
       </w:r>
@@ -2655,28 +3329,36 @@
       </w:pPr>
       <w:r>
         <w:rPr>
+          <w:rtl/>
+          <w:cs/>
           <w:lang w:val="ar_AE" w:bidi="ar_AE"/>
         </w:rPr>
         <w:t>راعوث ٣: ١١</w:t>
       </w:r>
       <w:r>
         <w:rPr>
-          <w:lang w:val="ar_AE" w:bidi="ar_AE"/>
-        </w:rPr>
-      </w:r>
-    </w:p>
-    <w:p>
-      <w:pPr>
-        <w:bidi/>
-      </w:pPr>
-      <w:r>
-        <w:rPr>
+          <w:rtl/>
+          <w:cs/>
+          <w:lang w:val="ar_AE" w:bidi="ar_AE"/>
+        </w:rPr>
+      </w:r>
+    </w:p>
+    <w:p>
+      <w:pPr>
+        <w:bidi/>
+      </w:pPr>
+      <w:r>
+        <w:rPr>
+          <w:rtl/>
+          <w:cs/>
           <w:lang w:val="ar_AE" w:bidi="ar_AE"/>
         </w:rPr>
       </w:r>
       <w:r>
         <w:rPr>
           <w:b/>
+          <w:rtl/>
+          <w:cs/>
           <w:lang w:val="ar_AE" w:bidi="ar_AE"/>
         </w:rPr>
         <w:t>ماذا قال بوعَز أنه سيفعله بشأن طلب رَاعوث؟</w:t>
@@ -2688,32 +3370,42 @@
       </w:pPr>
       <w:r>
         <w:rPr>
-          <w:lang w:val="ar_AE" w:bidi="ar_AE"/>
-        </w:rPr>
-      </w:r>
-      <w:r>
-        <w:rPr>
+          <w:rtl/>
+          <w:cs/>
+          <w:lang w:val="ar_AE" w:bidi="ar_AE"/>
+        </w:rPr>
+      </w:r>
+      <w:r>
+        <w:rPr>
+          <w:rtl/>
+          <w:cs/>
           <w:lang w:val="ar_AE" w:bidi="ar_AE"/>
         </w:rPr>
         <w:t>قال إنه سيفعل كل ما طلبته.</w:t>
       </w:r>
       <w:r>
         <w:rPr>
-          <w:lang w:val="ar_AE" w:bidi="ar_AE"/>
-        </w:rPr>
-      </w:r>
-      <w:r>
-        <w:rPr>
-          <w:lang w:val="ar_AE" w:bidi="ar_AE"/>
-        </w:rPr>
-      </w:r>
-    </w:p>
-    <w:p>
-      <w:pPr>
-        <w:bidi/>
-      </w:pPr>
-      <w:r>
-        <w:rPr>
+          <w:rtl/>
+          <w:cs/>
+          <w:lang w:val="ar_AE" w:bidi="ar_AE"/>
+        </w:rPr>
+      </w:r>
+      <w:r>
+        <w:rPr>
+          <w:rtl/>
+          <w:cs/>
+          <w:lang w:val="ar_AE" w:bidi="ar_AE"/>
+        </w:rPr>
+      </w:r>
+    </w:p>
+    <w:p>
+      <w:pPr>
+        <w:bidi/>
+      </w:pPr>
+      <w:r>
+        <w:rPr>
+          <w:rtl/>
+          <w:cs/>
           <w:lang w:val="ar_AE" w:bidi="ar_AE"/>
         </w:rPr>
       </w:r>
@@ -2725,28 +3417,36 @@
       </w:pPr>
       <w:r>
         <w:rPr>
+          <w:rtl/>
+          <w:cs/>
           <w:lang w:val="ar_AE" w:bidi="ar_AE"/>
         </w:rPr>
         <w:t>راعوث ٣: ١٢</w:t>
       </w:r>
       <w:r>
         <w:rPr>
-          <w:lang w:val="ar_AE" w:bidi="ar_AE"/>
-        </w:rPr>
-      </w:r>
-    </w:p>
-    <w:p>
-      <w:pPr>
-        <w:bidi/>
-      </w:pPr>
-      <w:r>
-        <w:rPr>
+          <w:rtl/>
+          <w:cs/>
+          <w:lang w:val="ar_AE" w:bidi="ar_AE"/>
+        </w:rPr>
+      </w:r>
+    </w:p>
+    <w:p>
+      <w:pPr>
+        <w:bidi/>
+      </w:pPr>
+      <w:r>
+        <w:rPr>
+          <w:rtl/>
+          <w:cs/>
           <w:lang w:val="ar_AE" w:bidi="ar_AE"/>
         </w:rPr>
       </w:r>
       <w:r>
         <w:rPr>
           <w:b/>
+          <w:rtl/>
+          <w:cs/>
           <w:lang w:val="ar_AE" w:bidi="ar_AE"/>
         </w:rPr>
         <w:t>ما الذي منع بوعز من أداء دور الوليّ لرَاعوث على الفور؟</w:t>
@@ -2758,32 +3458,42 @@
       </w:pPr>
       <w:r>
         <w:rPr>
-          <w:lang w:val="ar_AE" w:bidi="ar_AE"/>
-        </w:rPr>
-      </w:r>
-      <w:r>
-        <w:rPr>
+          <w:rtl/>
+          <w:cs/>
+          <w:lang w:val="ar_AE" w:bidi="ar_AE"/>
+        </w:rPr>
+      </w:r>
+      <w:r>
+        <w:rPr>
+          <w:rtl/>
+          <w:cs/>
           <w:lang w:val="ar_AE" w:bidi="ar_AE"/>
         </w:rPr>
         <w:t>كان هناك وليّ أقرب في القرابة من بوعَز.</w:t>
       </w:r>
       <w:r>
         <w:rPr>
-          <w:lang w:val="ar_AE" w:bidi="ar_AE"/>
-        </w:rPr>
-      </w:r>
-      <w:r>
-        <w:rPr>
-          <w:lang w:val="ar_AE" w:bidi="ar_AE"/>
-        </w:rPr>
-      </w:r>
-    </w:p>
-    <w:p>
-      <w:pPr>
-        <w:bidi/>
-      </w:pPr>
-      <w:r>
-        <w:rPr>
+          <w:rtl/>
+          <w:cs/>
+          <w:lang w:val="ar_AE" w:bidi="ar_AE"/>
+        </w:rPr>
+      </w:r>
+      <w:r>
+        <w:rPr>
+          <w:rtl/>
+          <w:cs/>
+          <w:lang w:val="ar_AE" w:bidi="ar_AE"/>
+        </w:rPr>
+      </w:r>
+    </w:p>
+    <w:p>
+      <w:pPr>
+        <w:bidi/>
+      </w:pPr>
+      <w:r>
+        <w:rPr>
+          <w:rtl/>
+          <w:cs/>
           <w:lang w:val="ar_AE" w:bidi="ar_AE"/>
         </w:rPr>
       </w:r>
@@ -2795,28 +3505,36 @@
       </w:pPr>
       <w:r>
         <w:rPr>
+          <w:rtl/>
+          <w:cs/>
           <w:lang w:val="ar_AE" w:bidi="ar_AE"/>
         </w:rPr>
         <w:t>راعوث ٣: ١٣</w:t>
       </w:r>
       <w:r>
         <w:rPr>
-          <w:lang w:val="ar_AE" w:bidi="ar_AE"/>
-        </w:rPr>
-      </w:r>
-    </w:p>
-    <w:p>
-      <w:pPr>
-        <w:bidi/>
-      </w:pPr>
-      <w:r>
-        <w:rPr>
+          <w:rtl/>
+          <w:cs/>
+          <w:lang w:val="ar_AE" w:bidi="ar_AE"/>
+        </w:rPr>
+      </w:r>
+    </w:p>
+    <w:p>
+      <w:pPr>
+        <w:bidi/>
+      </w:pPr>
+      <w:r>
+        <w:rPr>
+          <w:rtl/>
+          <w:cs/>
           <w:lang w:val="ar_AE" w:bidi="ar_AE"/>
         </w:rPr>
       </w:r>
       <w:r>
         <w:rPr>
           <w:b/>
+          <w:rtl/>
+          <w:cs/>
           <w:lang w:val="ar_AE" w:bidi="ar_AE"/>
         </w:rPr>
         <w:t>كيف كان بوعز سيحدد من سيقوم بدور الولي لرَاعوث؟</w:t>
@@ -2828,32 +3546,42 @@
       </w:pPr>
       <w:r>
         <w:rPr>
-          <w:lang w:val="ar_AE" w:bidi="ar_AE"/>
-        </w:rPr>
-      </w:r>
-      <w:r>
-        <w:rPr>
+          <w:rtl/>
+          <w:cs/>
+          <w:lang w:val="ar_AE" w:bidi="ar_AE"/>
+        </w:rPr>
+      </w:r>
+      <w:r>
+        <w:rPr>
+          <w:rtl/>
+          <w:cs/>
           <w:lang w:val="ar_AE" w:bidi="ar_AE"/>
         </w:rPr>
         <w:t>إذا كان أقرب وليّ مستعدًا لفداء رَاعوث، فسيترك بوعَز له الفرصة. أما إذا لم يكن مستعدًا، فسيكون بوعَز هو الوليّ.</w:t>
       </w:r>
       <w:r>
         <w:rPr>
-          <w:lang w:val="ar_AE" w:bidi="ar_AE"/>
-        </w:rPr>
-      </w:r>
-      <w:r>
-        <w:rPr>
-          <w:lang w:val="ar_AE" w:bidi="ar_AE"/>
-        </w:rPr>
-      </w:r>
-    </w:p>
-    <w:p>
-      <w:pPr>
-        <w:bidi/>
-      </w:pPr>
-      <w:r>
-        <w:rPr>
+          <w:rtl/>
+          <w:cs/>
+          <w:lang w:val="ar_AE" w:bidi="ar_AE"/>
+        </w:rPr>
+      </w:r>
+      <w:r>
+        <w:rPr>
+          <w:rtl/>
+          <w:cs/>
+          <w:lang w:val="ar_AE" w:bidi="ar_AE"/>
+        </w:rPr>
+      </w:r>
+    </w:p>
+    <w:p>
+      <w:pPr>
+        <w:bidi/>
+      </w:pPr>
+      <w:r>
+        <w:rPr>
+          <w:rtl/>
+          <w:cs/>
           <w:lang w:val="ar_AE" w:bidi="ar_AE"/>
         </w:rPr>
       </w:r>
@@ -2865,28 +3593,36 @@
       </w:pPr>
       <w:r>
         <w:rPr>
+          <w:rtl/>
+          <w:cs/>
           <w:lang w:val="ar_AE" w:bidi="ar_AE"/>
         </w:rPr>
         <w:t>راعوث ٣: ١٤</w:t>
       </w:r>
       <w:r>
         <w:rPr>
-          <w:lang w:val="ar_AE" w:bidi="ar_AE"/>
-        </w:rPr>
-      </w:r>
-    </w:p>
-    <w:p>
-      <w:pPr>
-        <w:bidi/>
-      </w:pPr>
-      <w:r>
-        <w:rPr>
+          <w:rtl/>
+          <w:cs/>
+          <w:lang w:val="ar_AE" w:bidi="ar_AE"/>
+        </w:rPr>
+      </w:r>
+    </w:p>
+    <w:p>
+      <w:pPr>
+        <w:bidi/>
+      </w:pPr>
+      <w:r>
+        <w:rPr>
+          <w:rtl/>
+          <w:cs/>
           <w:lang w:val="ar_AE" w:bidi="ar_AE"/>
         </w:rPr>
       </w:r>
       <w:r>
         <w:rPr>
           <w:b/>
+          <w:rtl/>
+          <w:cs/>
           <w:lang w:val="ar_AE" w:bidi="ar_AE"/>
         </w:rPr>
         <w:t>لماذا غادرت راعوث البيدر مبكرًا قبل أن يتعرف عليها أحد؟</w:t>
@@ -2898,32 +3634,42 @@
       </w:pPr>
       <w:r>
         <w:rPr>
-          <w:lang w:val="ar_AE" w:bidi="ar_AE"/>
-        </w:rPr>
-      </w:r>
-      <w:r>
-        <w:rPr>
+          <w:rtl/>
+          <w:cs/>
+          <w:lang w:val="ar_AE" w:bidi="ar_AE"/>
+        </w:rPr>
+      </w:r>
+      <w:r>
+        <w:rPr>
+          <w:rtl/>
+          <w:cs/>
           <w:lang w:val="ar_AE" w:bidi="ar_AE"/>
         </w:rPr>
         <w:t>لم يرغب بوعَز في أن يعلم الناس بأنها كانت معه طوال الليل في البيدر.</w:t>
       </w:r>
       <w:r>
         <w:rPr>
-          <w:lang w:val="ar_AE" w:bidi="ar_AE"/>
-        </w:rPr>
-      </w:r>
-      <w:r>
-        <w:rPr>
-          <w:lang w:val="ar_AE" w:bidi="ar_AE"/>
-        </w:rPr>
-      </w:r>
-    </w:p>
-    <w:p>
-      <w:pPr>
-        <w:bidi/>
-      </w:pPr>
-      <w:r>
-        <w:rPr>
+          <w:rtl/>
+          <w:cs/>
+          <w:lang w:val="ar_AE" w:bidi="ar_AE"/>
+        </w:rPr>
+      </w:r>
+      <w:r>
+        <w:rPr>
+          <w:rtl/>
+          <w:cs/>
+          <w:lang w:val="ar_AE" w:bidi="ar_AE"/>
+        </w:rPr>
+      </w:r>
+    </w:p>
+    <w:p>
+      <w:pPr>
+        <w:bidi/>
+      </w:pPr>
+      <w:r>
+        <w:rPr>
+          <w:rtl/>
+          <w:cs/>
           <w:lang w:val="ar_AE" w:bidi="ar_AE"/>
         </w:rPr>
       </w:r>
@@ -2935,28 +3681,36 @@
       </w:pPr>
       <w:r>
         <w:rPr>
+          <w:rtl/>
+          <w:cs/>
           <w:lang w:val="ar_AE" w:bidi="ar_AE"/>
         </w:rPr>
         <w:t>راعوث ٣: ١٥</w:t>
       </w:r>
       <w:r>
         <w:rPr>
-          <w:lang w:val="ar_AE" w:bidi="ar_AE"/>
-        </w:rPr>
-      </w:r>
-    </w:p>
-    <w:p>
-      <w:pPr>
-        <w:bidi/>
-      </w:pPr>
-      <w:r>
-        <w:rPr>
+          <w:rtl/>
+          <w:cs/>
+          <w:lang w:val="ar_AE" w:bidi="ar_AE"/>
+        </w:rPr>
+      </w:r>
+    </w:p>
+    <w:p>
+      <w:pPr>
+        <w:bidi/>
+      </w:pPr>
+      <w:r>
+        <w:rPr>
+          <w:rtl/>
+          <w:cs/>
           <w:lang w:val="ar_AE" w:bidi="ar_AE"/>
         </w:rPr>
       </w:r>
       <w:r>
         <w:rPr>
           <w:b/>
+          <w:rtl/>
+          <w:cs/>
           <w:lang w:val="ar_AE" w:bidi="ar_AE"/>
         </w:rPr>
         <w:t>ما الهدية التي قدمها بوعَز لرَاعوث قبل أن تغادر البيدر؟</w:t>
@@ -2968,32 +3722,42 @@
       </w:pPr>
       <w:r>
         <w:rPr>
-          <w:lang w:val="ar_AE" w:bidi="ar_AE"/>
-        </w:rPr>
-      </w:r>
-      <w:r>
-        <w:rPr>
+          <w:rtl/>
+          <w:cs/>
+          <w:lang w:val="ar_AE" w:bidi="ar_AE"/>
+        </w:rPr>
+      </w:r>
+      <w:r>
+        <w:rPr>
+          <w:rtl/>
+          <w:cs/>
           <w:lang w:val="ar_AE" w:bidi="ar_AE"/>
         </w:rPr>
         <w:t>أعطاها ستة أكيال كبيرة من الشعير.</w:t>
       </w:r>
       <w:r>
         <w:rPr>
-          <w:lang w:val="ar_AE" w:bidi="ar_AE"/>
-        </w:rPr>
-      </w:r>
-      <w:r>
-        <w:rPr>
-          <w:lang w:val="ar_AE" w:bidi="ar_AE"/>
-        </w:rPr>
-      </w:r>
-    </w:p>
-    <w:p>
-      <w:pPr>
-        <w:bidi/>
-      </w:pPr>
-      <w:r>
-        <w:rPr>
+          <w:rtl/>
+          <w:cs/>
+          <w:lang w:val="ar_AE" w:bidi="ar_AE"/>
+        </w:rPr>
+      </w:r>
+      <w:r>
+        <w:rPr>
+          <w:rtl/>
+          <w:cs/>
+          <w:lang w:val="ar_AE" w:bidi="ar_AE"/>
+        </w:rPr>
+      </w:r>
+    </w:p>
+    <w:p>
+      <w:pPr>
+        <w:bidi/>
+      </w:pPr>
+      <w:r>
+        <w:rPr>
+          <w:rtl/>
+          <w:cs/>
           <w:lang w:val="ar_AE" w:bidi="ar_AE"/>
         </w:rPr>
       </w:r>
@@ -3005,28 +3769,36 @@
       </w:pPr>
       <w:r>
         <w:rPr>
+          <w:rtl/>
+          <w:cs/>
           <w:lang w:val="ar_AE" w:bidi="ar_AE"/>
         </w:rPr>
         <w:t>راعوث ٣: ١٨</w:t>
       </w:r>
       <w:r>
         <w:rPr>
-          <w:lang w:val="ar_AE" w:bidi="ar_AE"/>
-        </w:rPr>
-      </w:r>
-    </w:p>
-    <w:p>
-      <w:pPr>
-        <w:bidi/>
-      </w:pPr>
-      <w:r>
-        <w:rPr>
+          <w:rtl/>
+          <w:cs/>
+          <w:lang w:val="ar_AE" w:bidi="ar_AE"/>
+        </w:rPr>
+      </w:r>
+    </w:p>
+    <w:p>
+      <w:pPr>
+        <w:bidi/>
+      </w:pPr>
+      <w:r>
+        <w:rPr>
+          <w:rtl/>
+          <w:cs/>
           <w:lang w:val="ar_AE" w:bidi="ar_AE"/>
         </w:rPr>
       </w:r>
       <w:r>
         <w:rPr>
           <w:b/>
+          <w:rtl/>
+          <w:cs/>
           <w:lang w:val="ar_AE" w:bidi="ar_AE"/>
         </w:rPr>
         <w:t>كانت نعمي متأكدة من أن بوعز سيحل المشكلة. متى توقعت أنه سيحلّها؟</w:t>
@@ -3038,32 +3810,42 @@
       </w:pPr>
       <w:r>
         <w:rPr>
-          <w:lang w:val="ar_AE" w:bidi="ar_AE"/>
-        </w:rPr>
-      </w:r>
-      <w:r>
-        <w:rPr>
+          <w:rtl/>
+          <w:cs/>
+          <w:lang w:val="ar_AE" w:bidi="ar_AE"/>
+        </w:rPr>
+      </w:r>
+      <w:r>
+        <w:rPr>
+          <w:rtl/>
+          <w:cs/>
           <w:lang w:val="ar_AE" w:bidi="ar_AE"/>
         </w:rPr>
         <w:t>كان سيحلها بحلول نهاية اليوم نفسه.</w:t>
       </w:r>
       <w:r>
         <w:rPr>
-          <w:lang w:val="ar_AE" w:bidi="ar_AE"/>
-        </w:rPr>
-      </w:r>
-      <w:r>
-        <w:rPr>
-          <w:lang w:val="ar_AE" w:bidi="ar_AE"/>
-        </w:rPr>
-      </w:r>
-    </w:p>
-    <w:p>
-      <w:pPr>
-        <w:bidi/>
-      </w:pPr>
-      <w:r>
-        <w:rPr>
+          <w:rtl/>
+          <w:cs/>
+          <w:lang w:val="ar_AE" w:bidi="ar_AE"/>
+        </w:rPr>
+      </w:r>
+      <w:r>
+        <w:rPr>
+          <w:rtl/>
+          <w:cs/>
+          <w:lang w:val="ar_AE" w:bidi="ar_AE"/>
+        </w:rPr>
+      </w:r>
+    </w:p>
+    <w:p>
+      <w:pPr>
+        <w:bidi/>
+      </w:pPr>
+      <w:r>
+        <w:rPr>
+          <w:rtl/>
+          <w:cs/>
           <w:lang w:val="ar_AE" w:bidi="ar_AE"/>
         </w:rPr>
       </w:r>
@@ -3075,28 +3857,36 @@
       </w:pPr>
       <w:r>
         <w:rPr>
+          <w:rtl/>
+          <w:cs/>
           <w:lang w:val="ar_AE" w:bidi="ar_AE"/>
         </w:rPr>
         <w:t>راعوث ٤: ١</w:t>
       </w:r>
       <w:r>
         <w:rPr>
-          <w:lang w:val="ar_AE" w:bidi="ar_AE"/>
-        </w:rPr>
-      </w:r>
-    </w:p>
-    <w:p>
-      <w:pPr>
-        <w:bidi/>
-      </w:pPr>
-      <w:r>
-        <w:rPr>
+          <w:rtl/>
+          <w:cs/>
+          <w:lang w:val="ar_AE" w:bidi="ar_AE"/>
+        </w:rPr>
+      </w:r>
+    </w:p>
+    <w:p>
+      <w:pPr>
+        <w:bidi/>
+      </w:pPr>
+      <w:r>
+        <w:rPr>
+          <w:rtl/>
+          <w:cs/>
           <w:lang w:val="ar_AE" w:bidi="ar_AE"/>
         </w:rPr>
       </w:r>
       <w:r>
         <w:rPr>
           <w:b/>
+          <w:rtl/>
+          <w:cs/>
           <w:lang w:val="ar_AE" w:bidi="ar_AE"/>
         </w:rPr>
         <w:t>إلى أين ذهب بوعَز لحل مسألة من سيكون الولي لرَاعوث؟</w:t>
@@ -3108,32 +3898,42 @@
       </w:pPr>
       <w:r>
         <w:rPr>
-          <w:lang w:val="ar_AE" w:bidi="ar_AE"/>
-        </w:rPr>
-      </w:r>
-      <w:r>
-        <w:rPr>
+          <w:rtl/>
+          <w:cs/>
+          <w:lang w:val="ar_AE" w:bidi="ar_AE"/>
+        </w:rPr>
+      </w:r>
+      <w:r>
+        <w:rPr>
+          <w:rtl/>
+          <w:cs/>
           <w:lang w:val="ar_AE" w:bidi="ar_AE"/>
         </w:rPr>
         <w:t>ذهب إلى الباب (أي باب المدينة).</w:t>
       </w:r>
       <w:r>
         <w:rPr>
-          <w:lang w:val="ar_AE" w:bidi="ar_AE"/>
-        </w:rPr>
-      </w:r>
-      <w:r>
-        <w:rPr>
-          <w:lang w:val="ar_AE" w:bidi="ar_AE"/>
-        </w:rPr>
-      </w:r>
-    </w:p>
-    <w:p>
-      <w:pPr>
-        <w:bidi/>
-      </w:pPr>
-      <w:r>
-        <w:rPr>
+          <w:rtl/>
+          <w:cs/>
+          <w:lang w:val="ar_AE" w:bidi="ar_AE"/>
+        </w:rPr>
+      </w:r>
+      <w:r>
+        <w:rPr>
+          <w:rtl/>
+          <w:cs/>
+          <w:lang w:val="ar_AE" w:bidi="ar_AE"/>
+        </w:rPr>
+      </w:r>
+    </w:p>
+    <w:p>
+      <w:pPr>
+        <w:bidi/>
+      </w:pPr>
+      <w:r>
+        <w:rPr>
+          <w:rtl/>
+          <w:cs/>
           <w:lang w:val="ar_AE" w:bidi="ar_AE"/>
         </w:rPr>
       </w:r>
@@ -3145,28 +3945,36 @@
       </w:pPr>
       <w:r>
         <w:rPr>
+          <w:rtl/>
+          <w:cs/>
           <w:lang w:val="ar_AE" w:bidi="ar_AE"/>
         </w:rPr>
         <w:t>راعوث ٤: ٢</w:t>
       </w:r>
       <w:r>
         <w:rPr>
-          <w:lang w:val="ar_AE" w:bidi="ar_AE"/>
-        </w:rPr>
-      </w:r>
-    </w:p>
-    <w:p>
-      <w:pPr>
-        <w:bidi/>
-      </w:pPr>
-      <w:r>
-        <w:rPr>
+          <w:rtl/>
+          <w:cs/>
+          <w:lang w:val="ar_AE" w:bidi="ar_AE"/>
+        </w:rPr>
+      </w:r>
+    </w:p>
+    <w:p>
+      <w:pPr>
+        <w:bidi/>
+      </w:pPr>
+      <w:r>
+        <w:rPr>
+          <w:rtl/>
+          <w:cs/>
           <w:lang w:val="ar_AE" w:bidi="ar_AE"/>
         </w:rPr>
       </w:r>
       <w:r>
         <w:rPr>
           <w:b/>
+          <w:rtl/>
+          <w:cs/>
           <w:lang w:val="ar_AE" w:bidi="ar_AE"/>
         </w:rPr>
         <w:t>من الذي طلب منه بوعَز الجلوس كشاهد؟</w:t>
@@ -3178,32 +3986,42 @@
       </w:pPr>
       <w:r>
         <w:rPr>
-          <w:lang w:val="ar_AE" w:bidi="ar_AE"/>
-        </w:rPr>
-      </w:r>
-      <w:r>
-        <w:rPr>
+          <w:rtl/>
+          <w:cs/>
+          <w:lang w:val="ar_AE" w:bidi="ar_AE"/>
+        </w:rPr>
+      </w:r>
+      <w:r>
+        <w:rPr>
+          <w:rtl/>
+          <w:cs/>
           <w:lang w:val="ar_AE" w:bidi="ar_AE"/>
         </w:rPr>
         <w:t>سأل عشرة رجال من شيوخ المدينة.</w:t>
       </w:r>
       <w:r>
         <w:rPr>
-          <w:lang w:val="ar_AE" w:bidi="ar_AE"/>
-        </w:rPr>
-      </w:r>
-      <w:r>
-        <w:rPr>
-          <w:lang w:val="ar_AE" w:bidi="ar_AE"/>
-        </w:rPr>
-      </w:r>
-    </w:p>
-    <w:p>
-      <w:pPr>
-        <w:bidi/>
-      </w:pPr>
-      <w:r>
-        <w:rPr>
+          <w:rtl/>
+          <w:cs/>
+          <w:lang w:val="ar_AE" w:bidi="ar_AE"/>
+        </w:rPr>
+      </w:r>
+      <w:r>
+        <w:rPr>
+          <w:rtl/>
+          <w:cs/>
+          <w:lang w:val="ar_AE" w:bidi="ar_AE"/>
+        </w:rPr>
+      </w:r>
+    </w:p>
+    <w:p>
+      <w:pPr>
+        <w:bidi/>
+      </w:pPr>
+      <w:r>
+        <w:rPr>
+          <w:rtl/>
+          <w:cs/>
           <w:lang w:val="ar_AE" w:bidi="ar_AE"/>
         </w:rPr>
       </w:r>
@@ -3215,28 +4033,36 @@
       </w:pPr>
       <w:r>
         <w:rPr>
+          <w:rtl/>
+          <w:cs/>
           <w:lang w:val="ar_AE" w:bidi="ar_AE"/>
         </w:rPr>
         <w:t>راعوث ٤: ٣</w:t>
       </w:r>
       <w:r>
         <w:rPr>
-          <w:lang w:val="ar_AE" w:bidi="ar_AE"/>
-        </w:rPr>
-      </w:r>
-    </w:p>
-    <w:p>
-      <w:pPr>
-        <w:bidi/>
-      </w:pPr>
-      <w:r>
-        <w:rPr>
+          <w:rtl/>
+          <w:cs/>
+          <w:lang w:val="ar_AE" w:bidi="ar_AE"/>
+        </w:rPr>
+      </w:r>
+    </w:p>
+    <w:p>
+      <w:pPr>
+        <w:bidi/>
+      </w:pPr>
+      <w:r>
+        <w:rPr>
+          <w:rtl/>
+          <w:cs/>
           <w:lang w:val="ar_AE" w:bidi="ar_AE"/>
         </w:rPr>
       </w:r>
       <w:r>
         <w:rPr>
           <w:b/>
+          <w:rtl/>
+          <w:cs/>
           <w:lang w:val="ar_AE" w:bidi="ar_AE"/>
         </w:rPr>
         <w:t>عن ماذا تحدث بوعَز أولاً مع القريب الآخر؟</w:t>
@@ -3248,32 +4074,42 @@
       </w:pPr>
       <w:r>
         <w:rPr>
-          <w:lang w:val="ar_AE" w:bidi="ar_AE"/>
-        </w:rPr>
-      </w:r>
-      <w:r>
-        <w:rPr>
+          <w:rtl/>
+          <w:cs/>
+          <w:lang w:val="ar_AE" w:bidi="ar_AE"/>
+        </w:rPr>
+      </w:r>
+      <w:r>
+        <w:rPr>
+          <w:rtl/>
+          <w:cs/>
           <w:lang w:val="ar_AE" w:bidi="ar_AE"/>
         </w:rPr>
         <w:t>أخبره أن نعمي كانت تبيع قطعة الأرض التي كانت مملوكة لأليمالك.</w:t>
       </w:r>
       <w:r>
         <w:rPr>
-          <w:lang w:val="ar_AE" w:bidi="ar_AE"/>
-        </w:rPr>
-      </w:r>
-      <w:r>
-        <w:rPr>
-          <w:lang w:val="ar_AE" w:bidi="ar_AE"/>
-        </w:rPr>
-      </w:r>
-    </w:p>
-    <w:p>
-      <w:pPr>
-        <w:bidi/>
-      </w:pPr>
-      <w:r>
-        <w:rPr>
+          <w:rtl/>
+          <w:cs/>
+          <w:lang w:val="ar_AE" w:bidi="ar_AE"/>
+        </w:rPr>
+      </w:r>
+      <w:r>
+        <w:rPr>
+          <w:rtl/>
+          <w:cs/>
+          <w:lang w:val="ar_AE" w:bidi="ar_AE"/>
+        </w:rPr>
+      </w:r>
+    </w:p>
+    <w:p>
+      <w:pPr>
+        <w:bidi/>
+      </w:pPr>
+      <w:r>
+        <w:rPr>
+          <w:rtl/>
+          <w:cs/>
           <w:lang w:val="ar_AE" w:bidi="ar_AE"/>
         </w:rPr>
       </w:r>
@@ -3285,28 +4121,36 @@
       </w:pPr>
       <w:r>
         <w:rPr>
+          <w:rtl/>
+          <w:cs/>
           <w:lang w:val="ar_AE" w:bidi="ar_AE"/>
         </w:rPr>
         <w:t>راعوث 4: 4</w:t>
       </w:r>
       <w:r>
         <w:rPr>
-          <w:lang w:val="ar_AE" w:bidi="ar_AE"/>
-        </w:rPr>
-      </w:r>
-    </w:p>
-    <w:p>
-      <w:pPr>
-        <w:bidi/>
-      </w:pPr>
-      <w:r>
-        <w:rPr>
+          <w:rtl/>
+          <w:cs/>
+          <w:lang w:val="ar_AE" w:bidi="ar_AE"/>
+        </w:rPr>
+      </w:r>
+    </w:p>
+    <w:p>
+      <w:pPr>
+        <w:bidi/>
+      </w:pPr>
+      <w:r>
+        <w:rPr>
+          <w:rtl/>
+          <w:cs/>
           <w:lang w:val="ar_AE" w:bidi="ar_AE"/>
         </w:rPr>
       </w:r>
       <w:r>
         <w:rPr>
           <w:b/>
+          <w:rtl/>
+          <w:cs/>
           <w:lang w:val="ar_AE" w:bidi="ar_AE"/>
         </w:rPr>
         <w:t>ماذا اقترح بوعَز على القريب الآخر أن يفعل بخصوص قطعة الأرض؟</w:t>
@@ -3318,32 +4162,42 @@
       </w:pPr>
       <w:r>
         <w:rPr>
-          <w:lang w:val="ar_AE" w:bidi="ar_AE"/>
-        </w:rPr>
-      </w:r>
-      <w:r>
-        <w:rPr>
+          <w:rtl/>
+          <w:cs/>
+          <w:lang w:val="ar_AE" w:bidi="ar_AE"/>
+        </w:rPr>
+      </w:r>
+      <w:r>
+        <w:rPr>
+          <w:rtl/>
+          <w:cs/>
           <w:lang w:val="ar_AE" w:bidi="ar_AE"/>
         </w:rPr>
         <w:t>اقترح بوعَز أن القريب الآخر يمكنه أن يقوم بفدائها.</w:t>
       </w:r>
       <w:r>
         <w:rPr>
-          <w:lang w:val="ar_AE" w:bidi="ar_AE"/>
-        </w:rPr>
-      </w:r>
-      <w:r>
-        <w:rPr>
-          <w:lang w:val="ar_AE" w:bidi="ar_AE"/>
-        </w:rPr>
-      </w:r>
-    </w:p>
-    <w:p>
-      <w:pPr>
-        <w:bidi/>
-      </w:pPr>
-      <w:r>
-        <w:rPr>
+          <w:rtl/>
+          <w:cs/>
+          <w:lang w:val="ar_AE" w:bidi="ar_AE"/>
+        </w:rPr>
+      </w:r>
+      <w:r>
+        <w:rPr>
+          <w:rtl/>
+          <w:cs/>
+          <w:lang w:val="ar_AE" w:bidi="ar_AE"/>
+        </w:rPr>
+      </w:r>
+    </w:p>
+    <w:p>
+      <w:pPr>
+        <w:bidi/>
+      </w:pPr>
+      <w:r>
+        <w:rPr>
+          <w:rtl/>
+          <w:cs/>
           <w:lang w:val="ar_AE" w:bidi="ar_AE"/>
         </w:rPr>
       </w:r>
@@ -3355,28 +4209,36 @@
       </w:pPr>
       <w:r>
         <w:rPr>
+          <w:rtl/>
+          <w:cs/>
           <w:lang w:val="ar_AE" w:bidi="ar_AE"/>
         </w:rPr>
         <w:t>راعوث 4: 4 (#2)</w:t>
       </w:r>
       <w:r>
         <w:rPr>
-          <w:lang w:val="ar_AE" w:bidi="ar_AE"/>
-        </w:rPr>
-      </w:r>
-    </w:p>
-    <w:p>
-      <w:pPr>
-        <w:bidi/>
-      </w:pPr>
-      <w:r>
-        <w:rPr>
+          <w:rtl/>
+          <w:cs/>
+          <w:lang w:val="ar_AE" w:bidi="ar_AE"/>
+        </w:rPr>
+      </w:r>
+    </w:p>
+    <w:p>
+      <w:pPr>
+        <w:bidi/>
+      </w:pPr>
+      <w:r>
+        <w:rPr>
+          <w:rtl/>
+          <w:cs/>
           <w:lang w:val="ar_AE" w:bidi="ar_AE"/>
         </w:rPr>
       </w:r>
       <w:r>
         <w:rPr>
           <w:b/>
+          <w:rtl/>
+          <w:cs/>
           <w:lang w:val="ar_AE" w:bidi="ar_AE"/>
         </w:rPr>
         <w:t>ماذا كان رد القريب الآخر؟</w:t>
@@ -3388,32 +4250,42 @@
       </w:pPr>
       <w:r>
         <w:rPr>
-          <w:lang w:val="ar_AE" w:bidi="ar_AE"/>
-        </w:rPr>
-      </w:r>
-      <w:r>
-        <w:rPr>
+          <w:rtl/>
+          <w:cs/>
+          <w:lang w:val="ar_AE" w:bidi="ar_AE"/>
+        </w:rPr>
+      </w:r>
+      <w:r>
+        <w:rPr>
+          <w:rtl/>
+          <w:cs/>
           <w:lang w:val="ar_AE" w:bidi="ar_AE"/>
         </w:rPr>
         <w:t>قال إنه سيستعيدها.</w:t>
       </w:r>
       <w:r>
         <w:rPr>
-          <w:lang w:val="ar_AE" w:bidi="ar_AE"/>
-        </w:rPr>
-      </w:r>
-      <w:r>
-        <w:rPr>
-          <w:lang w:val="ar_AE" w:bidi="ar_AE"/>
-        </w:rPr>
-      </w:r>
-    </w:p>
-    <w:p>
-      <w:pPr>
-        <w:bidi/>
-      </w:pPr>
-      <w:r>
-        <w:rPr>
+          <w:rtl/>
+          <w:cs/>
+          <w:lang w:val="ar_AE" w:bidi="ar_AE"/>
+        </w:rPr>
+      </w:r>
+      <w:r>
+        <w:rPr>
+          <w:rtl/>
+          <w:cs/>
+          <w:lang w:val="ar_AE" w:bidi="ar_AE"/>
+        </w:rPr>
+      </w:r>
+    </w:p>
+    <w:p>
+      <w:pPr>
+        <w:bidi/>
+      </w:pPr>
+      <w:r>
+        <w:rPr>
+          <w:rtl/>
+          <w:cs/>
           <w:lang w:val="ar_AE" w:bidi="ar_AE"/>
         </w:rPr>
       </w:r>
@@ -3425,28 +4297,36 @@
       </w:pPr>
       <w:r>
         <w:rPr>
+          <w:rtl/>
+          <w:cs/>
           <w:lang w:val="ar_AE" w:bidi="ar_AE"/>
         </w:rPr>
         <w:t>راعوث ٤: ٥</w:t>
       </w:r>
       <w:r>
         <w:rPr>
-          <w:lang w:val="ar_AE" w:bidi="ar_AE"/>
-        </w:rPr>
-      </w:r>
-    </w:p>
-    <w:p>
-      <w:pPr>
-        <w:bidi/>
-      </w:pPr>
-      <w:r>
-        <w:rPr>
+          <w:rtl/>
+          <w:cs/>
+          <w:lang w:val="ar_AE" w:bidi="ar_AE"/>
+        </w:rPr>
+      </w:r>
+    </w:p>
+    <w:p>
+      <w:pPr>
+        <w:bidi/>
+      </w:pPr>
+      <w:r>
+        <w:rPr>
+          <w:rtl/>
+          <w:cs/>
           <w:lang w:val="ar_AE" w:bidi="ar_AE"/>
         </w:rPr>
       </w:r>
       <w:r>
         <w:rPr>
           <w:b/>
+          <w:rtl/>
+          <w:cs/>
           <w:lang w:val="ar_AE" w:bidi="ar_AE"/>
         </w:rPr>
         <w:t>عن أي متطلب إضافي أخبر بوعَز القريب الآخر؟</w:t>
@@ -3458,32 +4338,42 @@
       </w:pPr>
       <w:r>
         <w:rPr>
-          <w:lang w:val="ar_AE" w:bidi="ar_AE"/>
-        </w:rPr>
-      </w:r>
-      <w:r>
-        <w:rPr>
+          <w:rtl/>
+          <w:cs/>
+          <w:lang w:val="ar_AE" w:bidi="ar_AE"/>
+        </w:rPr>
+      </w:r>
+      <w:r>
+        <w:rPr>
+          <w:rtl/>
+          <w:cs/>
           <w:lang w:val="ar_AE" w:bidi="ar_AE"/>
         </w:rPr>
         <w:t>أخبره بأنه سيكون عليه أيضًا الزواج من رَاعوث ليقيم اسم الرجل الميت على ميراثه.</w:t>
       </w:r>
       <w:r>
         <w:rPr>
-          <w:lang w:val="ar_AE" w:bidi="ar_AE"/>
-        </w:rPr>
-      </w:r>
-      <w:r>
-        <w:rPr>
-          <w:lang w:val="ar_AE" w:bidi="ar_AE"/>
-        </w:rPr>
-      </w:r>
-    </w:p>
-    <w:p>
-      <w:pPr>
-        <w:bidi/>
-      </w:pPr>
-      <w:r>
-        <w:rPr>
+          <w:rtl/>
+          <w:cs/>
+          <w:lang w:val="ar_AE" w:bidi="ar_AE"/>
+        </w:rPr>
+      </w:r>
+      <w:r>
+        <w:rPr>
+          <w:rtl/>
+          <w:cs/>
+          <w:lang w:val="ar_AE" w:bidi="ar_AE"/>
+        </w:rPr>
+      </w:r>
+    </w:p>
+    <w:p>
+      <w:pPr>
+        <w:bidi/>
+      </w:pPr>
+      <w:r>
+        <w:rPr>
+          <w:rtl/>
+          <w:cs/>
           <w:lang w:val="ar_AE" w:bidi="ar_AE"/>
         </w:rPr>
       </w:r>
@@ -3495,28 +4385,36 @@
       </w:pPr>
       <w:r>
         <w:rPr>
+          <w:rtl/>
+          <w:cs/>
           <w:lang w:val="ar_AE" w:bidi="ar_AE"/>
         </w:rPr>
         <w:t>راعوث ٤: ٦</w:t>
       </w:r>
       <w:r>
         <w:rPr>
-          <w:lang w:val="ar_AE" w:bidi="ar_AE"/>
-        </w:rPr>
-      </w:r>
-    </w:p>
-    <w:p>
-      <w:pPr>
-        <w:bidi/>
-      </w:pPr>
-      <w:r>
-        <w:rPr>
+          <w:rtl/>
+          <w:cs/>
+          <w:lang w:val="ar_AE" w:bidi="ar_AE"/>
+        </w:rPr>
+      </w:r>
+    </w:p>
+    <w:p>
+      <w:pPr>
+        <w:bidi/>
+      </w:pPr>
+      <w:r>
+        <w:rPr>
+          <w:rtl/>
+          <w:cs/>
           <w:lang w:val="ar_AE" w:bidi="ar_AE"/>
         </w:rPr>
       </w:r>
       <w:r>
         <w:rPr>
           <w:b/>
+          <w:rtl/>
+          <w:cs/>
           <w:lang w:val="ar_AE" w:bidi="ar_AE"/>
         </w:rPr>
         <w:t>ماذا كان رد القريب الآخر عندما علم أنه يجب عليه الزواج من رَاعوث؟</w:t>
@@ -3528,32 +4426,42 @@
       </w:pPr>
       <w:r>
         <w:rPr>
-          <w:lang w:val="ar_AE" w:bidi="ar_AE"/>
-        </w:rPr>
-      </w:r>
-      <w:r>
-        <w:rPr>
+          <w:rtl/>
+          <w:cs/>
+          <w:lang w:val="ar_AE" w:bidi="ar_AE"/>
+        </w:rPr>
+      </w:r>
+      <w:r>
+        <w:rPr>
+          <w:rtl/>
+          <w:cs/>
           <w:lang w:val="ar_AE" w:bidi="ar_AE"/>
         </w:rPr>
         <w:t>قال إنه غير قادر على فداء الأرض.</w:t>
       </w:r>
       <w:r>
         <w:rPr>
-          <w:lang w:val="ar_AE" w:bidi="ar_AE"/>
-        </w:rPr>
-      </w:r>
-      <w:r>
-        <w:rPr>
-          <w:lang w:val="ar_AE" w:bidi="ar_AE"/>
-        </w:rPr>
-      </w:r>
-    </w:p>
-    <w:p>
-      <w:pPr>
-        <w:bidi/>
-      </w:pPr>
-      <w:r>
-        <w:rPr>
+          <w:rtl/>
+          <w:cs/>
+          <w:lang w:val="ar_AE" w:bidi="ar_AE"/>
+        </w:rPr>
+      </w:r>
+      <w:r>
+        <w:rPr>
+          <w:rtl/>
+          <w:cs/>
+          <w:lang w:val="ar_AE" w:bidi="ar_AE"/>
+        </w:rPr>
+      </w:r>
+    </w:p>
+    <w:p>
+      <w:pPr>
+        <w:bidi/>
+      </w:pPr>
+      <w:r>
+        <w:rPr>
+          <w:rtl/>
+          <w:cs/>
           <w:lang w:val="ar_AE" w:bidi="ar_AE"/>
         </w:rPr>
       </w:r>
@@ -3565,28 +4473,36 @@
       </w:pPr>
       <w:r>
         <w:rPr>
+          <w:rtl/>
+          <w:cs/>
           <w:lang w:val="ar_AE" w:bidi="ar_AE"/>
         </w:rPr>
         <w:t>راعوث 4: 6 (#2)</w:t>
       </w:r>
       <w:r>
         <w:rPr>
-          <w:lang w:val="ar_AE" w:bidi="ar_AE"/>
-        </w:rPr>
-      </w:r>
-    </w:p>
-    <w:p>
-      <w:pPr>
-        <w:bidi/>
-      </w:pPr>
-      <w:r>
-        <w:rPr>
+          <w:rtl/>
+          <w:cs/>
+          <w:lang w:val="ar_AE" w:bidi="ar_AE"/>
+        </w:rPr>
+      </w:r>
+    </w:p>
+    <w:p>
+      <w:pPr>
+        <w:bidi/>
+      </w:pPr>
+      <w:r>
+        <w:rPr>
+          <w:rtl/>
+          <w:cs/>
           <w:lang w:val="ar_AE" w:bidi="ar_AE"/>
         </w:rPr>
       </w:r>
       <w:r>
         <w:rPr>
           <w:b/>
+          <w:rtl/>
+          <w:cs/>
           <w:lang w:val="ar_AE" w:bidi="ar_AE"/>
         </w:rPr>
         <w:t>لماذا قال القريب الآخر إنه لا يستطيع أن يكون الوليّ؟</w:t>
@@ -3598,32 +4514,42 @@
       </w:pPr>
       <w:r>
         <w:rPr>
-          <w:lang w:val="ar_AE" w:bidi="ar_AE"/>
-        </w:rPr>
-      </w:r>
-      <w:r>
-        <w:rPr>
+          <w:rtl/>
+          <w:cs/>
+          <w:lang w:val="ar_AE" w:bidi="ar_AE"/>
+        </w:rPr>
+      </w:r>
+      <w:r>
+        <w:rPr>
+          <w:rtl/>
+          <w:cs/>
           <w:lang w:val="ar_AE" w:bidi="ar_AE"/>
         </w:rPr>
         <w:t>قال إن ذلك سيؤثر سلبًا على ميراثه الشخصي.</w:t>
       </w:r>
       <w:r>
         <w:rPr>
-          <w:lang w:val="ar_AE" w:bidi="ar_AE"/>
-        </w:rPr>
-      </w:r>
-      <w:r>
-        <w:rPr>
-          <w:lang w:val="ar_AE" w:bidi="ar_AE"/>
-        </w:rPr>
-      </w:r>
-    </w:p>
-    <w:p>
-      <w:pPr>
-        <w:bidi/>
-      </w:pPr>
-      <w:r>
-        <w:rPr>
+          <w:rtl/>
+          <w:cs/>
+          <w:lang w:val="ar_AE" w:bidi="ar_AE"/>
+        </w:rPr>
+      </w:r>
+      <w:r>
+        <w:rPr>
+          <w:rtl/>
+          <w:cs/>
+          <w:lang w:val="ar_AE" w:bidi="ar_AE"/>
+        </w:rPr>
+      </w:r>
+    </w:p>
+    <w:p>
+      <w:pPr>
+        <w:bidi/>
+      </w:pPr>
+      <w:r>
+        <w:rPr>
+          <w:rtl/>
+          <w:cs/>
           <w:lang w:val="ar_AE" w:bidi="ar_AE"/>
         </w:rPr>
       </w:r>
@@ -3635,28 +4561,36 @@
       </w:pPr>
       <w:r>
         <w:rPr>
+          <w:rtl/>
+          <w:cs/>
           <w:lang w:val="ar_AE" w:bidi="ar_AE"/>
         </w:rPr>
         <w:t>راعوث ٤: ٨</w:t>
       </w:r>
       <w:r>
         <w:rPr>
-          <w:lang w:val="ar_AE" w:bidi="ar_AE"/>
-        </w:rPr>
-      </w:r>
-    </w:p>
-    <w:p>
-      <w:pPr>
-        <w:bidi/>
-      </w:pPr>
-      <w:r>
-        <w:rPr>
+          <w:rtl/>
+          <w:cs/>
+          <w:lang w:val="ar_AE" w:bidi="ar_AE"/>
+        </w:rPr>
+      </w:r>
+    </w:p>
+    <w:p>
+      <w:pPr>
+        <w:bidi/>
+      </w:pPr>
+      <w:r>
+        <w:rPr>
+          <w:rtl/>
+          <w:cs/>
           <w:lang w:val="ar_AE" w:bidi="ar_AE"/>
         </w:rPr>
       </w:r>
       <w:r>
         <w:rPr>
           <w:b/>
+          <w:rtl/>
+          <w:cs/>
           <w:lang w:val="ar_AE" w:bidi="ar_AE"/>
         </w:rPr>
         <w:t>ما الذي فعله القريب الآخر ليظهر موافقته على أن يكون بوعَز هو الوليّ؟</w:t>
@@ -3668,32 +4602,42 @@
       </w:pPr>
       <w:r>
         <w:rPr>
-          <w:lang w:val="ar_AE" w:bidi="ar_AE"/>
-        </w:rPr>
-      </w:r>
-      <w:r>
-        <w:rPr>
+          <w:rtl/>
+          <w:cs/>
+          <w:lang w:val="ar_AE" w:bidi="ar_AE"/>
+        </w:rPr>
+      </w:r>
+      <w:r>
+        <w:rPr>
+          <w:rtl/>
+          <w:cs/>
           <w:lang w:val="ar_AE" w:bidi="ar_AE"/>
         </w:rPr>
         <w:t>خلع نعله وأعطاه إياه أمام الشهود.</w:t>
       </w:r>
       <w:r>
         <w:rPr>
-          <w:lang w:val="ar_AE" w:bidi="ar_AE"/>
-        </w:rPr>
-      </w:r>
-      <w:r>
-        <w:rPr>
-          <w:lang w:val="ar_AE" w:bidi="ar_AE"/>
-        </w:rPr>
-      </w:r>
-    </w:p>
-    <w:p>
-      <w:pPr>
-        <w:bidi/>
-      </w:pPr>
-      <w:r>
-        <w:rPr>
+          <w:rtl/>
+          <w:cs/>
+          <w:lang w:val="ar_AE" w:bidi="ar_AE"/>
+        </w:rPr>
+      </w:r>
+      <w:r>
+        <w:rPr>
+          <w:rtl/>
+          <w:cs/>
+          <w:lang w:val="ar_AE" w:bidi="ar_AE"/>
+        </w:rPr>
+      </w:r>
+    </w:p>
+    <w:p>
+      <w:pPr>
+        <w:bidi/>
+      </w:pPr>
+      <w:r>
+        <w:rPr>
+          <w:rtl/>
+          <w:cs/>
           <w:lang w:val="ar_AE" w:bidi="ar_AE"/>
         </w:rPr>
       </w:r>
@@ -3705,28 +4649,36 @@
       </w:pPr>
       <w:r>
         <w:rPr>
+          <w:rtl/>
+          <w:cs/>
           <w:lang w:val="ar_AE" w:bidi="ar_AE"/>
         </w:rPr>
         <w:t>راعوث ٤: ٩</w:t>
       </w:r>
       <w:r>
         <w:rPr>
-          <w:lang w:val="ar_AE" w:bidi="ar_AE"/>
-        </w:rPr>
-      </w:r>
-    </w:p>
-    <w:p>
-      <w:pPr>
-        <w:bidi/>
-      </w:pPr>
-      <w:r>
-        <w:rPr>
+          <w:rtl/>
+          <w:cs/>
+          <w:lang w:val="ar_AE" w:bidi="ar_AE"/>
+        </w:rPr>
+      </w:r>
+    </w:p>
+    <w:p>
+      <w:pPr>
+        <w:bidi/>
+      </w:pPr>
+      <w:r>
+        <w:rPr>
+          <w:rtl/>
+          <w:cs/>
           <w:lang w:val="ar_AE" w:bidi="ar_AE"/>
         </w:rPr>
       </w:r>
       <w:r>
         <w:rPr>
           <w:b/>
+          <w:rtl/>
+          <w:cs/>
           <w:lang w:val="ar_AE" w:bidi="ar_AE"/>
         </w:rPr>
         <w:t>ما هو الاتفاق الأول الذي قال بوعَز أن الشيوخ شهدوا عليه؟</w:t>
@@ -3738,32 +4690,42 @@
       </w:pPr>
       <w:r>
         <w:rPr>
-          <w:lang w:val="ar_AE" w:bidi="ar_AE"/>
-        </w:rPr>
-      </w:r>
-      <w:r>
-        <w:rPr>
+          <w:rtl/>
+          <w:cs/>
+          <w:lang w:val="ar_AE" w:bidi="ar_AE"/>
+        </w:rPr>
+      </w:r>
+      <w:r>
+        <w:rPr>
+          <w:rtl/>
+          <w:cs/>
           <w:lang w:val="ar_AE" w:bidi="ar_AE"/>
         </w:rPr>
         <w:t>شهدوا أن بوعَز اشترى جميع الأراضي التي كانت تخص إليمالك.</w:t>
       </w:r>
       <w:r>
         <w:rPr>
-          <w:lang w:val="ar_AE" w:bidi="ar_AE"/>
-        </w:rPr>
-      </w:r>
-      <w:r>
-        <w:rPr>
-          <w:lang w:val="ar_AE" w:bidi="ar_AE"/>
-        </w:rPr>
-      </w:r>
-    </w:p>
-    <w:p>
-      <w:pPr>
-        <w:bidi/>
-      </w:pPr>
-      <w:r>
-        <w:rPr>
+          <w:rtl/>
+          <w:cs/>
+          <w:lang w:val="ar_AE" w:bidi="ar_AE"/>
+        </w:rPr>
+      </w:r>
+      <w:r>
+        <w:rPr>
+          <w:rtl/>
+          <w:cs/>
+          <w:lang w:val="ar_AE" w:bidi="ar_AE"/>
+        </w:rPr>
+      </w:r>
+    </w:p>
+    <w:p>
+      <w:pPr>
+        <w:bidi/>
+      </w:pPr>
+      <w:r>
+        <w:rPr>
+          <w:rtl/>
+          <w:cs/>
           <w:lang w:val="ar_AE" w:bidi="ar_AE"/>
         </w:rPr>
       </w:r>
@@ -3775,28 +4737,36 @@
       </w:pPr>
       <w:r>
         <w:rPr>
+          <w:rtl/>
+          <w:cs/>
           <w:lang w:val="ar_AE" w:bidi="ar_AE"/>
         </w:rPr>
         <w:t>راعوث ٤: ١٠</w:t>
       </w:r>
       <w:r>
         <w:rPr>
-          <w:lang w:val="ar_AE" w:bidi="ar_AE"/>
-        </w:rPr>
-      </w:r>
-    </w:p>
-    <w:p>
-      <w:pPr>
-        <w:bidi/>
-      </w:pPr>
-      <w:r>
-        <w:rPr>
+          <w:rtl/>
+          <w:cs/>
+          <w:lang w:val="ar_AE" w:bidi="ar_AE"/>
+        </w:rPr>
+      </w:r>
+    </w:p>
+    <w:p>
+      <w:pPr>
+        <w:bidi/>
+      </w:pPr>
+      <w:r>
+        <w:rPr>
+          <w:rtl/>
+          <w:cs/>
           <w:lang w:val="ar_AE" w:bidi="ar_AE"/>
         </w:rPr>
       </w:r>
       <w:r>
         <w:rPr>
           <w:b/>
+          <w:rtl/>
+          <w:cs/>
           <w:lang w:val="ar_AE" w:bidi="ar_AE"/>
         </w:rPr>
         <w:t>ما هو الاتفاق الثاني الذي قال بوعَز أن الشيوخ شهدوا عليه؟</w:t>
@@ -3808,32 +4778,42 @@
       </w:pPr>
       <w:r>
         <w:rPr>
-          <w:lang w:val="ar_AE" w:bidi="ar_AE"/>
-        </w:rPr>
-      </w:r>
-      <w:r>
-        <w:rPr>
+          <w:rtl/>
+          <w:cs/>
+          <w:lang w:val="ar_AE" w:bidi="ar_AE"/>
+        </w:rPr>
+      </w:r>
+      <w:r>
+        <w:rPr>
+          <w:rtl/>
+          <w:cs/>
           <w:lang w:val="ar_AE" w:bidi="ar_AE"/>
         </w:rPr>
         <w:t>لقد شهدوا أن بوعَز قد تزوج رَاعوث.</w:t>
       </w:r>
       <w:r>
         <w:rPr>
-          <w:lang w:val="ar_AE" w:bidi="ar_AE"/>
-        </w:rPr>
-      </w:r>
-      <w:r>
-        <w:rPr>
-          <w:lang w:val="ar_AE" w:bidi="ar_AE"/>
-        </w:rPr>
-      </w:r>
-    </w:p>
-    <w:p>
-      <w:pPr>
-        <w:bidi/>
-      </w:pPr>
-      <w:r>
-        <w:rPr>
+          <w:rtl/>
+          <w:cs/>
+          <w:lang w:val="ar_AE" w:bidi="ar_AE"/>
+        </w:rPr>
+      </w:r>
+      <w:r>
+        <w:rPr>
+          <w:rtl/>
+          <w:cs/>
+          <w:lang w:val="ar_AE" w:bidi="ar_AE"/>
+        </w:rPr>
+      </w:r>
+    </w:p>
+    <w:p>
+      <w:pPr>
+        <w:bidi/>
+      </w:pPr>
+      <w:r>
+        <w:rPr>
+          <w:rtl/>
+          <w:cs/>
           <w:lang w:val="ar_AE" w:bidi="ar_AE"/>
         </w:rPr>
       </w:r>
@@ -3845,28 +4825,36 @@
       </w:pPr>
       <w:r>
         <w:rPr>
+          <w:rtl/>
+          <w:cs/>
           <w:lang w:val="ar_AE" w:bidi="ar_AE"/>
         </w:rPr>
         <w:t>راعوث ٤: ١٢</w:t>
       </w:r>
       <w:r>
         <w:rPr>
-          <w:lang w:val="ar_AE" w:bidi="ar_AE"/>
-        </w:rPr>
-      </w:r>
-    </w:p>
-    <w:p>
-      <w:pPr>
-        <w:bidi/>
-      </w:pPr>
-      <w:r>
-        <w:rPr>
+          <w:rtl/>
+          <w:cs/>
+          <w:lang w:val="ar_AE" w:bidi="ar_AE"/>
+        </w:rPr>
+      </w:r>
+    </w:p>
+    <w:p>
+      <w:pPr>
+        <w:bidi/>
+      </w:pPr>
+      <w:r>
+        <w:rPr>
+          <w:rtl/>
+          <w:cs/>
           <w:lang w:val="ar_AE" w:bidi="ar_AE"/>
         </w:rPr>
       </w:r>
       <w:r>
         <w:rPr>
           <w:b/>
+          <w:rtl/>
+          <w:cs/>
           <w:lang w:val="ar_AE" w:bidi="ar_AE"/>
         </w:rPr>
         <w:t>ما هي البركة التي أراد الناس أن ينالها بوعز؟</w:t>
@@ -3878,32 +4866,42 @@
       </w:pPr>
       <w:r>
         <w:rPr>
-          <w:lang w:val="ar_AE" w:bidi="ar_AE"/>
-        </w:rPr>
-      </w:r>
-      <w:r>
-        <w:rPr>
+          <w:rtl/>
+          <w:cs/>
+          <w:lang w:val="ar_AE" w:bidi="ar_AE"/>
+        </w:rPr>
+      </w:r>
+      <w:r>
+        <w:rPr>
+          <w:rtl/>
+          <w:cs/>
           <w:lang w:val="ar_AE" w:bidi="ar_AE"/>
         </w:rPr>
         <w:t>كانوا يرغبون في أن يمنح الله له نسلًا من رَاعوث، كما أنجبت ثَامَارَ ابنًا ليَهوذَا.</w:t>
       </w:r>
       <w:r>
         <w:rPr>
-          <w:lang w:val="ar_AE" w:bidi="ar_AE"/>
-        </w:rPr>
-      </w:r>
-      <w:r>
-        <w:rPr>
-          <w:lang w:val="ar_AE" w:bidi="ar_AE"/>
-        </w:rPr>
-      </w:r>
-    </w:p>
-    <w:p>
-      <w:pPr>
-        <w:bidi/>
-      </w:pPr>
-      <w:r>
-        <w:rPr>
+          <w:rtl/>
+          <w:cs/>
+          <w:lang w:val="ar_AE" w:bidi="ar_AE"/>
+        </w:rPr>
+      </w:r>
+      <w:r>
+        <w:rPr>
+          <w:rtl/>
+          <w:cs/>
+          <w:lang w:val="ar_AE" w:bidi="ar_AE"/>
+        </w:rPr>
+      </w:r>
+    </w:p>
+    <w:p>
+      <w:pPr>
+        <w:bidi/>
+      </w:pPr>
+      <w:r>
+        <w:rPr>
+          <w:rtl/>
+          <w:cs/>
           <w:lang w:val="ar_AE" w:bidi="ar_AE"/>
         </w:rPr>
       </w:r>
@@ -3915,28 +4913,36 @@
       </w:pPr>
       <w:r>
         <w:rPr>
+          <w:rtl/>
+          <w:cs/>
           <w:lang w:val="ar_AE" w:bidi="ar_AE"/>
         </w:rPr>
         <w:t>راعوث ٤: ١٥</w:t>
       </w:r>
       <w:r>
         <w:rPr>
-          <w:lang w:val="ar_AE" w:bidi="ar_AE"/>
-        </w:rPr>
-      </w:r>
-    </w:p>
-    <w:p>
-      <w:pPr>
-        <w:bidi/>
-      </w:pPr>
-      <w:r>
-        <w:rPr>
+          <w:rtl/>
+          <w:cs/>
+          <w:lang w:val="ar_AE" w:bidi="ar_AE"/>
+        </w:rPr>
+      </w:r>
+    </w:p>
+    <w:p>
+      <w:pPr>
+        <w:bidi/>
+      </w:pPr>
+      <w:r>
+        <w:rPr>
+          <w:rtl/>
+          <w:cs/>
           <w:lang w:val="ar_AE" w:bidi="ar_AE"/>
         </w:rPr>
       </w:r>
       <w:r>
         <w:rPr>
           <w:b/>
+          <w:rtl/>
+          <w:cs/>
           <w:lang w:val="ar_AE" w:bidi="ar_AE"/>
         </w:rPr>
         <w:t>لماذا قالت النساء إن رَاعوث كانت أفضل لنعْمِيَ من سبعة أبناء؟</w:t>
@@ -3948,32 +4954,42 @@
       </w:pPr>
       <w:r>
         <w:rPr>
-          <w:lang w:val="ar_AE" w:bidi="ar_AE"/>
-        </w:rPr>
-      </w:r>
-      <w:r>
-        <w:rPr>
+          <w:rtl/>
+          <w:cs/>
+          <w:lang w:val="ar_AE" w:bidi="ar_AE"/>
+        </w:rPr>
+      </w:r>
+      <w:r>
+        <w:rPr>
+          <w:rtl/>
+          <w:cs/>
           <w:lang w:val="ar_AE" w:bidi="ar_AE"/>
         </w:rPr>
         <w:t>قالوا ذلك بسبب حب رَاعوث لنعْمِيَ، ولأن رَاعوث أنجبت حفيدًا لها.</w:t>
       </w:r>
       <w:r>
         <w:rPr>
-          <w:lang w:val="ar_AE" w:bidi="ar_AE"/>
-        </w:rPr>
-      </w:r>
-      <w:r>
-        <w:rPr>
-          <w:lang w:val="ar_AE" w:bidi="ar_AE"/>
-        </w:rPr>
-      </w:r>
-    </w:p>
-    <w:p>
-      <w:pPr>
-        <w:bidi/>
-      </w:pPr>
-      <w:r>
-        <w:rPr>
+          <w:rtl/>
+          <w:cs/>
+          <w:lang w:val="ar_AE" w:bidi="ar_AE"/>
+        </w:rPr>
+      </w:r>
+      <w:r>
+        <w:rPr>
+          <w:rtl/>
+          <w:cs/>
+          <w:lang w:val="ar_AE" w:bidi="ar_AE"/>
+        </w:rPr>
+      </w:r>
+    </w:p>
+    <w:p>
+      <w:pPr>
+        <w:bidi/>
+      </w:pPr>
+      <w:r>
+        <w:rPr>
+          <w:rtl/>
+          <w:cs/>
           <w:lang w:val="ar_AE" w:bidi="ar_AE"/>
         </w:rPr>
       </w:r>
@@ -3985,28 +5001,36 @@
       </w:pPr>
       <w:r>
         <w:rPr>
+          <w:rtl/>
+          <w:cs/>
           <w:lang w:val="ar_AE" w:bidi="ar_AE"/>
         </w:rPr>
         <w:t>راعوث ٤: ١٦</w:t>
       </w:r>
       <w:r>
         <w:rPr>
-          <w:lang w:val="ar_AE" w:bidi="ar_AE"/>
-        </w:rPr>
-      </w:r>
-    </w:p>
-    <w:p>
-      <w:pPr>
-        <w:bidi/>
-      </w:pPr>
-      <w:r>
-        <w:rPr>
+          <w:rtl/>
+          <w:cs/>
+          <w:lang w:val="ar_AE" w:bidi="ar_AE"/>
+        </w:rPr>
+      </w:r>
+    </w:p>
+    <w:p>
+      <w:pPr>
+        <w:bidi/>
+      </w:pPr>
+      <w:r>
+        <w:rPr>
+          <w:rtl/>
+          <w:cs/>
           <w:lang w:val="ar_AE" w:bidi="ar_AE"/>
         </w:rPr>
       </w:r>
       <w:r>
         <w:rPr>
           <w:b/>
+          <w:rtl/>
+          <w:cs/>
           <w:lang w:val="ar_AE" w:bidi="ar_AE"/>
         </w:rPr>
         <w:t>ما هي علاقة نعمي بابن راعوث؟</w:t>
@@ -4018,32 +5042,42 @@
       </w:pPr>
       <w:r>
         <w:rPr>
-          <w:lang w:val="ar_AE" w:bidi="ar_AE"/>
-        </w:rPr>
-      </w:r>
-      <w:r>
-        <w:rPr>
+          <w:rtl/>
+          <w:cs/>
+          <w:lang w:val="ar_AE" w:bidi="ar_AE"/>
+        </w:rPr>
+      </w:r>
+      <w:r>
+        <w:rPr>
+          <w:rtl/>
+          <w:cs/>
           <w:lang w:val="ar_AE" w:bidi="ar_AE"/>
         </w:rPr>
         <w:t>أصبحت نعمي تعتني به تقدم له الرعاية.</w:t>
       </w:r>
       <w:r>
         <w:rPr>
-          <w:lang w:val="ar_AE" w:bidi="ar_AE"/>
-        </w:rPr>
-      </w:r>
-      <w:r>
-        <w:rPr>
-          <w:lang w:val="ar_AE" w:bidi="ar_AE"/>
-        </w:rPr>
-      </w:r>
-    </w:p>
-    <w:p>
-      <w:pPr>
-        <w:bidi/>
-      </w:pPr>
-      <w:r>
-        <w:rPr>
+          <w:rtl/>
+          <w:cs/>
+          <w:lang w:val="ar_AE" w:bidi="ar_AE"/>
+        </w:rPr>
+      </w:r>
+      <w:r>
+        <w:rPr>
+          <w:rtl/>
+          <w:cs/>
+          <w:lang w:val="ar_AE" w:bidi="ar_AE"/>
+        </w:rPr>
+      </w:r>
+    </w:p>
+    <w:p>
+      <w:pPr>
+        <w:bidi/>
+      </w:pPr>
+      <w:r>
+        <w:rPr>
+          <w:rtl/>
+          <w:cs/>
           <w:lang w:val="ar_AE" w:bidi="ar_AE"/>
         </w:rPr>
       </w:r>
@@ -4055,28 +5089,36 @@
       </w:pPr>
       <w:r>
         <w:rPr>
+          <w:rtl/>
+          <w:cs/>
           <w:lang w:val="ar_AE" w:bidi="ar_AE"/>
         </w:rPr>
         <w:t>راعوث 4: 17</w:t>
       </w:r>
       <w:r>
         <w:rPr>
-          <w:lang w:val="ar_AE" w:bidi="ar_AE"/>
-        </w:rPr>
-      </w:r>
-    </w:p>
-    <w:p>
-      <w:pPr>
-        <w:bidi/>
-      </w:pPr>
-      <w:r>
-        <w:rPr>
+          <w:rtl/>
+          <w:cs/>
+          <w:lang w:val="ar_AE" w:bidi="ar_AE"/>
+        </w:rPr>
+      </w:r>
+    </w:p>
+    <w:p>
+      <w:pPr>
+        <w:bidi/>
+      </w:pPr>
+      <w:r>
+        <w:rPr>
+          <w:rtl/>
+          <w:cs/>
           <w:lang w:val="ar_AE" w:bidi="ar_AE"/>
         </w:rPr>
       </w:r>
       <w:r>
         <w:rPr>
           <w:b/>
+          <w:rtl/>
+          <w:cs/>
           <w:lang w:val="ar_AE" w:bidi="ar_AE"/>
         </w:rPr>
         <w:t>ما اسم ابن رَاعوث؟</w:t>
@@ -4088,32 +5130,42 @@
       </w:pPr>
       <w:r>
         <w:rPr>
-          <w:lang w:val="ar_AE" w:bidi="ar_AE"/>
-        </w:rPr>
-      </w:r>
-      <w:r>
-        <w:rPr>
+          <w:rtl/>
+          <w:cs/>
+          <w:lang w:val="ar_AE" w:bidi="ar_AE"/>
+        </w:rPr>
+      </w:r>
+      <w:r>
+        <w:rPr>
+          <w:rtl/>
+          <w:cs/>
           <w:lang w:val="ar_AE" w:bidi="ar_AE"/>
         </w:rPr>
         <w:t>كان اسمه عُبيد.</w:t>
       </w:r>
       <w:r>
         <w:rPr>
-          <w:lang w:val="ar_AE" w:bidi="ar_AE"/>
-        </w:rPr>
-      </w:r>
-      <w:r>
-        <w:rPr>
-          <w:lang w:val="ar_AE" w:bidi="ar_AE"/>
-        </w:rPr>
-      </w:r>
-    </w:p>
-    <w:p>
-      <w:pPr>
-        <w:bidi/>
-      </w:pPr>
-      <w:r>
-        <w:rPr>
+          <w:rtl/>
+          <w:cs/>
+          <w:lang w:val="ar_AE" w:bidi="ar_AE"/>
+        </w:rPr>
+      </w:r>
+      <w:r>
+        <w:rPr>
+          <w:rtl/>
+          <w:cs/>
+          <w:lang w:val="ar_AE" w:bidi="ar_AE"/>
+        </w:rPr>
+      </w:r>
+    </w:p>
+    <w:p>
+      <w:pPr>
+        <w:bidi/>
+      </w:pPr>
+      <w:r>
+        <w:rPr>
+          <w:rtl/>
+          <w:cs/>
           <w:lang w:val="ar_AE" w:bidi="ar_AE"/>
         </w:rPr>
       </w:r>
@@ -4125,28 +5177,36 @@
       </w:pPr>
       <w:r>
         <w:rPr>
+          <w:rtl/>
+          <w:cs/>
           <w:lang w:val="ar_AE" w:bidi="ar_AE"/>
         </w:rPr>
         <w:t>راعوث 4: 17 (#2)</w:t>
       </w:r>
       <w:r>
         <w:rPr>
-          <w:lang w:val="ar_AE" w:bidi="ar_AE"/>
-        </w:rPr>
-      </w:r>
-    </w:p>
-    <w:p>
-      <w:pPr>
-        <w:bidi/>
-      </w:pPr>
-      <w:r>
-        <w:rPr>
+          <w:rtl/>
+          <w:cs/>
+          <w:lang w:val="ar_AE" w:bidi="ar_AE"/>
+        </w:rPr>
+      </w:r>
+    </w:p>
+    <w:p>
+      <w:pPr>
+        <w:bidi/>
+      </w:pPr>
+      <w:r>
+        <w:rPr>
+          <w:rtl/>
+          <w:cs/>
           <w:lang w:val="ar_AE" w:bidi="ar_AE"/>
         </w:rPr>
       </w:r>
       <w:r>
         <w:rPr>
           <w:b/>
+          <w:rtl/>
+          <w:cs/>
           <w:lang w:val="ar_AE" w:bidi="ar_AE"/>
         </w:rPr>
         <w:t>من هم أبناء وأحفاد عوبيد؟</w:t>
@@ -4158,22 +5218,30 @@
       </w:pPr>
       <w:r>
         <w:rPr>
-          <w:lang w:val="ar_AE" w:bidi="ar_AE"/>
-        </w:rPr>
-      </w:r>
-      <w:r>
-        <w:rPr>
+          <w:rtl/>
+          <w:cs/>
+          <w:lang w:val="ar_AE" w:bidi="ar_AE"/>
+        </w:rPr>
+      </w:r>
+      <w:r>
+        <w:rPr>
+          <w:rtl/>
+          <w:cs/>
           <w:lang w:val="ar_AE" w:bidi="ar_AE"/>
         </w:rPr>
         <w:t>عوبيد كان والد يسى وجد داود.</w:t>
       </w:r>
       <w:r>
         <w:rPr>
-          <w:lang w:val="ar_AE" w:bidi="ar_AE"/>
-        </w:rPr>
-      </w:r>
-      <w:r>
-        <w:rPr>
+          <w:rtl/>
+          <w:cs/>
+          <w:lang w:val="ar_AE" w:bidi="ar_AE"/>
+        </w:rPr>
+      </w:r>
+      <w:r>
+        <w:rPr>
+          <w:rtl/>
+          <w:cs/>
           <w:lang w:val="ar_AE" w:bidi="ar_AE"/>
         </w:rPr>
       </w:r>
